--- a/Устав/_документы/СТ по Положению.docx
+++ b/Устав/_документы/СТ по Положению.docx
@@ -273,7 +273,23 @@
                 <w:sz w:val="28"/>
                 <w:szCs w:val="28"/>
               </w:rPr>
-              <w:t>1.1. 1) «Фонд» означает «Центрально-Азиатский климатический Фонд», далее — Фонд;</w:t>
+              <w:t xml:space="preserve">1.1. 1) «Фонд» означает «Центрально-Азиатский климатический Фонд», далее </w:t>
+            </w:r>
+            <w:r>
+              <w:rPr>
+                <w:rFonts w:ascii="Times New Roman" w:hAnsi="Times New Roman" w:cs="Times New Roman"/>
+                <w:sz w:val="28"/>
+                <w:szCs w:val="28"/>
+              </w:rPr>
+              <w:t>–</w:t>
+            </w:r>
+            <w:r>
+              <w:rPr>
+                <w:rFonts w:ascii="Times New Roman" w:hAnsi="Times New Roman" w:cs="Times New Roman"/>
+                <w:sz w:val="28"/>
+                <w:szCs w:val="28"/>
+              </w:rPr>
+              <w:t xml:space="preserve"> Фонд;</w:t>
             </w:r>
           </w:p>
         </w:tc>
@@ -318,7 +334,23 @@
                 <w:sz w:val="28"/>
                 <w:szCs w:val="28"/>
               </w:rPr>
-              <w:t xml:space="preserve"> «Фонд» означает «Центрально-Азиатский климатический Фонд», далее — Фонд;</w:t>
+              <w:t xml:space="preserve"> «Фонд» означает «Центрально-Азиатский климатический Фонд», далее </w:t>
+            </w:r>
+            <w:r>
+              <w:rPr>
+                <w:rFonts w:ascii="Times New Roman" w:hAnsi="Times New Roman" w:cs="Times New Roman"/>
+                <w:sz w:val="28"/>
+                <w:szCs w:val="28"/>
+              </w:rPr>
+              <w:t>–</w:t>
+            </w:r>
+            <w:r>
+              <w:rPr>
+                <w:rFonts w:ascii="Times New Roman" w:hAnsi="Times New Roman" w:cs="Times New Roman"/>
+                <w:sz w:val="28"/>
+                <w:szCs w:val="28"/>
+              </w:rPr>
+              <w:t xml:space="preserve"> Фонд;</w:t>
             </w:r>
           </w:p>
         </w:tc>
@@ -798,7 +830,7 @@
                 <w:sz w:val="28"/>
                 <w:szCs w:val="28"/>
               </w:rPr>
-              <w:t>—</w:t>
+              <w:t>–</w:t>
             </w:r>
           </w:p>
         </w:tc>
@@ -855,7 +887,7 @@
                 <w:sz w:val="28"/>
                 <w:szCs w:val="28"/>
               </w:rPr>
-              <w:t>Новое понятие для пунктов 3.2 и 14.1: одобрение Попечительского совета требуется только по основным средствам</w:t>
+              <w:t>Новое понятие для пункта 14.1: решения по основным средствам стоимостью свыше 8 000 МРП принимает Управляющий совет с уведомлением Верховного попечителя</w:t>
             </w:r>
           </w:p>
         </w:tc>
@@ -1475,142 +1507,105 @@
             <w:r>
               <w:rPr>
                 <w:rFonts w:ascii="Times New Roman" w:hAnsi="Times New Roman" w:cs="Times New Roman"/>
-                <w:sz w:val="28"/>
-                <w:szCs w:val="28"/>
-              </w:rPr>
-              <w:t xml:space="preserve">а) утверждает </w:t>
-            </w:r>
-            <w:r>
-              <w:rPr>
-                <w:rFonts w:ascii="Times New Roman" w:hAnsi="Times New Roman" w:cs="Times New Roman"/>
-                <w:b/>
-                <w:sz w:val="28"/>
-                <w:szCs w:val="28"/>
-              </w:rPr>
-              <w:t>приобретение, распоряжение и использование основных средств Фонда стоимостью свыше восьмитысячекратного размера месячного расчетного показателя, установленного на соответствующий финансовый год</w:t>
-            </w:r>
-            <w:r>
-              <w:rPr>
-                <w:rFonts w:ascii="Times New Roman" w:hAnsi="Times New Roman" w:cs="Times New Roman"/>
-                <w:sz w:val="28"/>
-                <w:szCs w:val="28"/>
-              </w:rPr>
-              <w:t>;</w:t>
-            </w:r>
-          </w:p>
-          <w:p>
-            <w:pPr>
-              <w:spacing w:line="276" w:lineRule="auto"/>
-              <w:jc w:val="both"/>
-              <w:rPr>
-                <w:rFonts w:ascii="Times New Roman" w:hAnsi="Times New Roman" w:cs="Times New Roman"/>
-                <w:sz w:val="28"/>
-                <w:szCs w:val="28"/>
-              </w:rPr>
-            </w:pPr>
-            <w:r>
-              <w:rPr>
-                <w:rFonts w:ascii="Times New Roman" w:hAnsi="Times New Roman" w:cs="Times New Roman"/>
-                <w:sz w:val="28"/>
-                <w:szCs w:val="28"/>
-              </w:rPr>
-              <w:t>б) утверждает годовые отчеты о деятельности Фонда, представляемые Управляющим советом;</w:t>
-            </w:r>
-          </w:p>
-          <w:p>
-            <w:pPr>
-              <w:spacing w:line="276" w:lineRule="auto"/>
-              <w:jc w:val="both"/>
-              <w:rPr>
-                <w:rFonts w:ascii="Times New Roman" w:hAnsi="Times New Roman" w:cs="Times New Roman"/>
-                <w:sz w:val="28"/>
-                <w:szCs w:val="28"/>
-              </w:rPr>
-            </w:pPr>
-            <w:r>
-              <w:rPr>
-                <w:rFonts w:ascii="Times New Roman" w:hAnsi="Times New Roman" w:cs="Times New Roman"/>
-                <w:sz w:val="28"/>
-                <w:szCs w:val="28"/>
-              </w:rPr>
-              <w:t xml:space="preserve">в) определяет стратегических партнеров Фонда, международные организации, учреждения либо </w:t>
-            </w:r>
-            <w:r>
-              <w:rPr>
-                <w:rFonts w:ascii="Times New Roman" w:hAnsi="Times New Roman" w:cs="Times New Roman"/>
+                <w:b/>
+                <w:sz w:val="28"/>
+                <w:szCs w:val="28"/>
+              </w:rPr>
+              <w:t>а)</w:t>
+            </w:r>
+            <w:r>
+              <w:rPr>
+                <w:rFonts w:ascii="Times New Roman" w:hAnsi="Times New Roman" w:cs="Times New Roman"/>
+                <w:sz w:val="28"/>
+                <w:szCs w:val="28"/>
+              </w:rPr>
+              <w:t xml:space="preserve"> утверждает годовые отчеты о деятельности Фонда, представляемые Управляющим советом;</w:t>
+            </w:r>
+          </w:p>
+          <w:p>
+            <w:pPr>
+              <w:spacing w:line="276" w:lineRule="auto"/>
+              <w:jc w:val="both"/>
+              <w:rPr>
+                <w:rFonts w:ascii="Times New Roman" w:hAnsi="Times New Roman" w:cs="Times New Roman"/>
+                <w:sz w:val="28"/>
+                <w:szCs w:val="28"/>
+              </w:rPr>
+            </w:pPr>
+            <w:r>
+              <w:rPr>
+                <w:rFonts w:ascii="Times New Roman" w:hAnsi="Times New Roman" w:cs="Times New Roman"/>
+                <w:b/>
+                <w:sz w:val="28"/>
+                <w:szCs w:val="28"/>
+              </w:rPr>
+              <w:t>б)</w:t>
+            </w:r>
+            <w:r>
+              <w:rPr>
+                <w:rFonts w:ascii="Times New Roman" w:hAnsi="Times New Roman" w:cs="Times New Roman"/>
+                <w:sz w:val="28"/>
+                <w:szCs w:val="28"/>
+              </w:rPr>
+              <w:t xml:space="preserve"> определяет стратегических партнеров Фонда, международные организации, учреждения либо иных юридических и физических лиц применительно к целям Фонда;</w:t>
+            </w:r>
+          </w:p>
+          <w:p>
+            <w:pPr>
+              <w:spacing w:line="276" w:lineRule="auto"/>
+              <w:jc w:val="both"/>
+              <w:rPr>
+                <w:rFonts w:ascii="Times New Roman" w:hAnsi="Times New Roman" w:cs="Times New Roman"/>
+                <w:sz w:val="28"/>
+                <w:szCs w:val="28"/>
+              </w:rPr>
+            </w:pPr>
+            <w:r>
+              <w:rPr>
+                <w:rFonts w:ascii="Times New Roman" w:hAnsi="Times New Roman" w:cs="Times New Roman"/>
+                <w:b/>
+                <w:sz w:val="28"/>
+                <w:szCs w:val="28"/>
+              </w:rPr>
+              <w:t>в)</w:t>
+            </w:r>
+            <w:r>
+              <w:rPr>
+                <w:rFonts w:ascii="Times New Roman" w:hAnsi="Times New Roman" w:cs="Times New Roman"/>
+                <w:sz w:val="28"/>
+                <w:szCs w:val="28"/>
+              </w:rPr>
+              <w:t xml:space="preserve"> определяет приоритетные направления целей и деятельности Фонда.</w:t>
+            </w:r>
+          </w:p>
+          <w:p>
+            <w:pPr>
+              <w:spacing w:line="276" w:lineRule="auto"/>
+              <w:jc w:val="both"/>
+              <w:rPr>
+                <w:rFonts w:ascii="Times New Roman" w:hAnsi="Times New Roman" w:cs="Times New Roman"/>
+                <w:sz w:val="28"/>
+                <w:szCs w:val="28"/>
+              </w:rPr>
+            </w:pPr>
+            <w:r>
+              <w:rPr>
+                <w:rFonts w:ascii="Times New Roman" w:hAnsi="Times New Roman" w:cs="Times New Roman"/>
+                <w:b/>
+                <w:sz w:val="28"/>
+                <w:szCs w:val="28"/>
+              </w:rPr>
+              <w:t xml:space="preserve">Утверждение бюджета и политик Фонда, решения о приобретении, распоряжении и использовании основных средств Фонда, а </w:t>
+            </w:r>
+            <w:r>
+              <w:rPr>
+                <w:rFonts w:ascii="Times New Roman" w:hAnsi="Times New Roman" w:cs="Times New Roman"/>
+                <w:b/>
                 <w:sz w:val="28"/>
                 <w:szCs w:val="28"/>
               </w:rPr>
               <w:lastRenderedPageBreak/>
-              <w:t>иных юридических и физических лиц применительно к целям Фонда;</w:t>
-            </w:r>
-          </w:p>
-          <w:p>
-            <w:pPr>
-              <w:spacing w:line="276" w:lineRule="auto"/>
-              <w:jc w:val="both"/>
-              <w:rPr>
-                <w:rFonts w:ascii="Times New Roman" w:hAnsi="Times New Roman" w:cs="Times New Roman"/>
-                <w:sz w:val="28"/>
-                <w:szCs w:val="28"/>
-              </w:rPr>
-            </w:pPr>
-            <w:r>
-              <w:rPr>
-                <w:rFonts w:ascii="Times New Roman" w:hAnsi="Times New Roman" w:cs="Times New Roman"/>
-                <w:sz w:val="28"/>
-                <w:szCs w:val="28"/>
-              </w:rPr>
-              <w:t>г) определяет приоритетные направления целей и деятельности Фонда</w:t>
-            </w:r>
-            <w:r>
-              <w:rPr>
-                <w:rFonts w:ascii="Times New Roman" w:hAnsi="Times New Roman" w:cs="Times New Roman"/>
-                <w:b/>
-                <w:sz w:val="28"/>
-                <w:szCs w:val="28"/>
-              </w:rPr>
-              <w:t>;</w:t>
-            </w:r>
-          </w:p>
-          <w:p>
-            <w:pPr>
-              <w:spacing w:line="276" w:lineRule="auto"/>
-              <w:jc w:val="both"/>
-              <w:rPr>
-                <w:rFonts w:ascii="Times New Roman" w:hAnsi="Times New Roman" w:cs="Times New Roman"/>
-                <w:sz w:val="28"/>
-                <w:szCs w:val="28"/>
-              </w:rPr>
-            </w:pPr>
-            <w:r>
-              <w:rPr>
-                <w:rFonts w:ascii="Times New Roman" w:hAnsi="Times New Roman" w:cs="Times New Roman"/>
-                <w:b/>
-                <w:sz w:val="28"/>
-                <w:szCs w:val="28"/>
-              </w:rPr>
-              <w:t>д) утверждает политики Фонда (в том числе кадровую, антикоррупционную, по противодействию отмыванию денег и финансированию терроризма, раскрытия информации, взаимодействия с заинтересованными сторонами, по проектам) по представлению Управляющего совета.</w:t>
-            </w:r>
-          </w:p>
-          <w:p>
-            <w:pPr>
-              <w:spacing w:line="276" w:lineRule="auto"/>
-              <w:jc w:val="both"/>
-              <w:rPr>
-                <w:rFonts w:ascii="Times New Roman" w:hAnsi="Times New Roman" w:cs="Times New Roman"/>
-                <w:sz w:val="28"/>
-                <w:szCs w:val="28"/>
-              </w:rPr>
-            </w:pPr>
-            <w:r>
-              <w:rPr>
-                <w:rFonts w:ascii="Times New Roman" w:hAnsi="Times New Roman" w:cs="Times New Roman"/>
-                <w:b/>
-                <w:sz w:val="28"/>
-                <w:szCs w:val="28"/>
-              </w:rPr>
-              <w:t>Расходы на операционную деятельность Фонда, а также приобретение, распоряжение и использование основных средств стоимостью до размера, указанного в подпункте а) настоящего пункта, в пределах утвержденного бюджета Фонда согласования с Верховным попечителем и одобрения Попечительского совета не требуют.</w:t>
+              <w:t>также расходы на операционную деятельность Фонда одобрения Попечительского совета не требуют и осуществляются в порядке пунктов 3.11, 8.4, 8.7 и 14.1.</w:t>
             </w:r>
           </w:p>
         </w:tc>
@@ -1639,7 +1634,7 @@
                 <w:szCs w:val="28"/>
               </w:rPr>
               <w:lastRenderedPageBreak/>
-              <w:t xml:space="preserve">Стратегия и оклады членов Управляющего совета перенесены в исключительные полномочия Верховного попечителя (п. 3.5). Одобрение имущества ограничено основными средствами свыше 8 000 МРП — порог, с которого Правилами закупок Фонда (п. 37) требуется конкурс; операционные расходы в пределах бюджета — без одобрения. Политики Фонда утверждает Верховный </w:t>
+              <w:t xml:space="preserve">Попечительский совет сохраняет надзорные полномочия: годовые отчеты, стратегические партнеры, приоритетные направления. Стратегия и оклады членов Управляющего совета перенесены в исключительные полномочия Верховного попечителя (п. 3.5). Бюджет, политики и сделки с основными средствами утверждает Управляющий совет с уведомлением </w:t>
             </w:r>
             <w:r>
               <w:rPr>
@@ -1648,7 +1643,7 @@
                 <w:szCs w:val="28"/>
               </w:rPr>
               <w:lastRenderedPageBreak/>
-              <w:t>попечитель / Попечительский совет по представлению Управляющего совета</w:t>
+              <w:t>Верховного попечителя и правом возражения (п. 3.11, 8.4, 8.7, 14.1); операционные расходы в пределах бюджета – без согласования. Регламент фондов МФЦА (п. 20(8)–(10)) требует от попечителя надзора за Советом; право одобрять отдельные действия Совета предоставляется по усмотрению Положения</w:t>
             </w:r>
           </w:p>
         </w:tc>
@@ -1879,24 +1874,24 @@
                 <w:sz w:val="28"/>
                 <w:szCs w:val="28"/>
               </w:rPr>
-              <w:t xml:space="preserve">б) утверждать </w:t>
-            </w:r>
-            <w:r>
-              <w:rPr>
-                <w:rFonts w:ascii="Times New Roman" w:hAnsi="Times New Roman" w:cs="Times New Roman"/>
-                <w:b/>
-                <w:sz w:val="28"/>
-                <w:szCs w:val="28"/>
-              </w:rPr>
-              <w:t>бюджет</w:t>
-            </w:r>
-            <w:r>
-              <w:rPr>
-                <w:rFonts w:ascii="Times New Roman" w:hAnsi="Times New Roman" w:cs="Times New Roman"/>
-                <w:sz w:val="28"/>
-                <w:szCs w:val="28"/>
-              </w:rPr>
-              <w:t xml:space="preserve"> Фонда по предложению Управляющего совета и с учетом приоритетных направлений, определенных Попечительским советом;</w:t>
+              <w:t xml:space="preserve">б) </w:t>
+            </w:r>
+            <w:r>
+              <w:rPr>
+                <w:rFonts w:ascii="Times New Roman" w:hAnsi="Times New Roman" w:cs="Times New Roman"/>
+                <w:b/>
+                <w:sz w:val="28"/>
+                <w:szCs w:val="28"/>
+              </w:rPr>
+              <w:t>получать уведомления об утверждении и изменении бюджета и политик Фонда, а также о решениях, указанных в подпункте а) пункта 14.1, и возражать против них в порядке пункта 3.11</w:t>
+            </w:r>
+            <w:r>
+              <w:rPr>
+                <w:rFonts w:ascii="Times New Roman" w:hAnsi="Times New Roman" w:cs="Times New Roman"/>
+                <w:sz w:val="28"/>
+                <w:szCs w:val="28"/>
+              </w:rPr>
+              <w:t>;</w:t>
             </w:r>
           </w:p>
           <w:p>
@@ -2042,7 +2037,7 @@
                 <w:szCs w:val="28"/>
               </w:rPr>
               <w:lastRenderedPageBreak/>
-              <w:t xml:space="preserve">Стратегия, оклады членов Управляющего совета, назначение Попечителей — </w:t>
+              <w:t xml:space="preserve">Стратегия, оклады членов Управляющего совета, назначение Попечителей – </w:t>
             </w:r>
             <w:r>
               <w:rPr>
@@ -2051,7 +2046,7 @@
                 <w:szCs w:val="28"/>
               </w:rPr>
               <w:lastRenderedPageBreak/>
-              <w:t>исключительные полномочия Верховного попечителя. Созыв заседаний Управляющего совета исключен — порядок созыва определен разделом 10</w:t>
+              <w:t>исключительные полномочия Верховного попечителя. Бюджет утверждает Управляющий совет, Верховный попечитель получает уведомление и вправе возразить (п. 3.11, 8.4). Созыв заседаний Управляющего совета исключен – порядок созыва определен разделом 10</w:t>
             </w:r>
           </w:p>
         </w:tc>
@@ -2110,7 +2105,7 @@
                 <w:sz w:val="28"/>
                 <w:szCs w:val="28"/>
               </w:rPr>
-              <w:t>—</w:t>
+              <w:t>–</w:t>
             </w:r>
           </w:p>
         </w:tc>
@@ -2161,7 +2156,25 @@
                 <w:sz w:val="28"/>
                 <w:szCs w:val="28"/>
               </w:rPr>
-              <w:t>3.7. Оклады, вознаграждение и премии Верховного попечителя и Попечителей определяются коллегиально Попечительским советом и утверждаются на его заседании, а при отсутствии Попечителей — Верховным попечителем единолично. Попечительский совет уведомляет Учредителя о принятом решении путем направления протокола заседания.</w:t>
+              <w:t xml:space="preserve">3.7. Оклады, вознаграждение и премии Верховного попечителя и Попечителей определяются коллегиально Попечительским советом и утверждаются на его заседании, а при отсутствии Попечителей </w:t>
+            </w:r>
+            <w:r>
+              <w:rPr>
+                <w:rFonts w:ascii="Times New Roman" w:hAnsi="Times New Roman" w:cs="Times New Roman"/>
+                <w:b/>
+                <w:sz w:val="28"/>
+                <w:szCs w:val="28"/>
+              </w:rPr>
+              <w:t>–</w:t>
+            </w:r>
+            <w:r>
+              <w:rPr>
+                <w:rFonts w:ascii="Times New Roman" w:hAnsi="Times New Roman" w:cs="Times New Roman"/>
+                <w:b/>
+                <w:sz w:val="28"/>
+                <w:szCs w:val="28"/>
+              </w:rPr>
+              <w:t xml:space="preserve"> Верховным попечителем единолично. Попечительский совет уведомляет Учредителя о принятом решении путем направления протокола заседания.</w:t>
             </w:r>
           </w:p>
           <w:p>
@@ -2191,6 +2204,7 @@
               <w:jc w:val="both"/>
               <w:rPr>
                 <w:rFonts w:ascii="Times New Roman" w:hAnsi="Times New Roman" w:cs="Times New Roman"/>
+                <w:b/>
                 <w:sz w:val="28"/>
                 <w:szCs w:val="28"/>
               </w:rPr>
@@ -2205,6 +2219,68 @@
               <w:t>3.9. Попечительский совет по решению Верховного попечителя может иметь секретаря и (или) рабочий орган, обеспечивающий его деятельность.</w:t>
             </w:r>
           </w:p>
+          <w:p>
+            <w:pPr>
+              <w:spacing w:line="276" w:lineRule="auto"/>
+              <w:jc w:val="both"/>
+              <w:rPr>
+                <w:rFonts w:ascii="Times New Roman" w:hAnsi="Times New Roman" w:cs="Times New Roman"/>
+                <w:b/>
+                <w:sz w:val="28"/>
+                <w:szCs w:val="28"/>
+              </w:rPr>
+            </w:pPr>
+            <w:r>
+              <w:rPr>
+                <w:rFonts w:ascii="Times New Roman" w:hAnsi="Times New Roman" w:cs="Times New Roman"/>
+                <w:b/>
+                <w:sz w:val="28"/>
+                <w:szCs w:val="28"/>
+              </w:rPr>
+              <w:t>3.10. Вопросы, требующие одобрения, утверждения или согласования Верховного попечителя (Попечительского совета), вносятся Управляющим советом в письменной форме, в том числе по электронной почте, с приложением необходимых материалов. Если в течение 10 (десяти) рабочих дней со дня получения материалов Верховный попечитель (Попечительский совет) не сообщил Управляющему совету о своем решении или о продлении срока рассмотрения, вопрос считается одобренным (утвержденным, согласованным). Срок рассмотрения может быть однократно продлен не более чем на 10 (десять) рабочих дней с письменным уведомлением Управляющего совета. Настоящий пункт не применяется к согласию на внесение изменений в Устав и Положение (подпункт в) пункта 2.1, раздел 15) и к назначению и отстранению членов Управляющего совета (подпункт а) пункта 3.5).</w:t>
+            </w:r>
+          </w:p>
+          <w:p>
+            <w:pPr>
+              <w:spacing w:line="276" w:lineRule="auto"/>
+              <w:jc w:val="both"/>
+              <w:rPr>
+                <w:rFonts w:ascii="Times New Roman" w:hAnsi="Times New Roman" w:cs="Times New Roman"/>
+                <w:b/>
+                <w:sz w:val="28"/>
+                <w:szCs w:val="28"/>
+              </w:rPr>
+            </w:pPr>
+            <w:r>
+              <w:rPr>
+                <w:rFonts w:ascii="Times New Roman" w:hAnsi="Times New Roman" w:cs="Times New Roman"/>
+                <w:b/>
+                <w:sz w:val="28"/>
+                <w:szCs w:val="28"/>
+              </w:rPr>
+              <w:t>3.11. Об утверждении и изменении бюджета и политик Фонда, а также о решениях, указанных в подпункте а) пункта 14.1, Управляющий совет уведомляет Верховного попечителя в течение 5 (пяти) рабочих дней со дня принятия решения с приложением утвержденного документа. Верховный попечитель вправе в течение 10 (десяти) рабочих дней со дня получения уведомления направить Управляющему совету мотивированное письменное возражение. Решение исполняется по истечении указанного срока, если возражение не направлено, либо ранее – при письменном подтверждении Верховного попечителя. При направлении возражения Управляющий совет повторно рассматривает вопрос с учетом возражения и уведомляет Верховного попечителя о принятом решении в том же порядке.</w:t>
+            </w:r>
+          </w:p>
+          <w:p>
+            <w:pPr>
+              <w:spacing w:line="276" w:lineRule="auto"/>
+              <w:jc w:val="both"/>
+              <w:rPr>
+                <w:rFonts w:ascii="Times New Roman" w:hAnsi="Times New Roman" w:cs="Times New Roman"/>
+                <w:sz w:val="28"/>
+                <w:szCs w:val="28"/>
+              </w:rPr>
+            </w:pPr>
+            <w:r>
+              <w:rPr>
+                <w:rFonts w:ascii="Times New Roman" w:hAnsi="Times New Roman" w:cs="Times New Roman"/>
+                <w:b/>
+                <w:sz w:val="28"/>
+                <w:szCs w:val="28"/>
+              </w:rPr>
+              <w:t>3.12. На период временного отсутствия Верховный попечитель вправе письменно поручить рассмотрение вопросов, указанных в пунктах 3.10 и 3.11, одному из Попечителей. При вакансии должности Верховного попечителя материалы и уведомления, указанные в пунктах 3.10 и 3.11, направляются Попечительскому совету, а при отсутствии Попечителей – Учредителю; сроки и последствия их нерассмотрения определяются пунктами 3.10 и 3.11.</w:t>
+            </w:r>
+          </w:p>
         </w:tc>
         <w:tc>
           <w:tcPr>
@@ -2230,7 +2306,7 @@
                 <w:sz w:val="28"/>
                 <w:szCs w:val="28"/>
               </w:rPr>
-              <w:t>Обеспечение деятельности и порядок вознаграждения Попечительского совета</w:t>
+              <w:t>Обеспечение деятельности и порядок вознаграждения Попечительского совета. Порядок рассмотрения вопросов Верховным попечителем: молчаливое согласие по истечении 10 рабочих дней (п. 3.10), уведомление с правом возражения (п. 3.11), порядок при временном отсутствии и вакансии Верховного попечителя (п. 3.12). Согласие на изменение Устава и Положения и назначение членов Управляющего совета – только в явной письменной форме</w:t>
             </w:r>
           </w:p>
         </w:tc>
@@ -2511,7 +2587,43 @@
                 <w:sz w:val="28"/>
                 <w:szCs w:val="28"/>
               </w:rPr>
-              <w:t>Верховного попечителя — путем направления уведомления Учредителю, Попечителя — путем направления уведомления Верховному попечителю,</w:t>
+              <w:t xml:space="preserve">Верховного попечителя </w:t>
+            </w:r>
+            <w:r>
+              <w:rPr>
+                <w:rFonts w:ascii="Times New Roman" w:hAnsi="Times New Roman" w:cs="Times New Roman"/>
+                <w:b/>
+                <w:sz w:val="28"/>
+                <w:szCs w:val="28"/>
+              </w:rPr>
+              <w:t>–</w:t>
+            </w:r>
+            <w:r>
+              <w:rPr>
+                <w:rFonts w:ascii="Times New Roman" w:hAnsi="Times New Roman" w:cs="Times New Roman"/>
+                <w:b/>
+                <w:sz w:val="28"/>
+                <w:szCs w:val="28"/>
+              </w:rPr>
+              <w:t xml:space="preserve"> путем направления уведомления Учредителю, Попечителя </w:t>
+            </w:r>
+            <w:r>
+              <w:rPr>
+                <w:rFonts w:ascii="Times New Roman" w:hAnsi="Times New Roman" w:cs="Times New Roman"/>
+                <w:b/>
+                <w:sz w:val="28"/>
+                <w:szCs w:val="28"/>
+              </w:rPr>
+              <w:t>–</w:t>
+            </w:r>
+            <w:r>
+              <w:rPr>
+                <w:rFonts w:ascii="Times New Roman" w:hAnsi="Times New Roman" w:cs="Times New Roman"/>
+                <w:b/>
+                <w:sz w:val="28"/>
+                <w:szCs w:val="28"/>
+              </w:rPr>
+              <w:t xml:space="preserve"> путем направления уведомления Верховному попечителю,</w:t>
             </w:r>
             <w:r>
               <w:rPr>
@@ -2585,7 +2697,55 @@
                 <w:sz w:val="28"/>
                 <w:szCs w:val="28"/>
               </w:rPr>
-              <w:t>Отстранение Верховного попечителя — Учредителем, Попечителя — Верховным попечителем. Уведомление об отставке — тому, кто назначает</w:t>
+              <w:t xml:space="preserve">Отстранение Верховного попечителя </w:t>
+            </w:r>
+            <w:r>
+              <w:rPr>
+                <w:rFonts w:ascii="Times New Roman" w:hAnsi="Times New Roman" w:cs="Times New Roman"/>
+                <w:sz w:val="28"/>
+                <w:szCs w:val="28"/>
+              </w:rPr>
+              <w:t>–</w:t>
+            </w:r>
+            <w:r>
+              <w:rPr>
+                <w:rFonts w:ascii="Times New Roman" w:hAnsi="Times New Roman" w:cs="Times New Roman"/>
+                <w:sz w:val="28"/>
+                <w:szCs w:val="28"/>
+              </w:rPr>
+              <w:t xml:space="preserve"> Учредителем, Попечителя </w:t>
+            </w:r>
+            <w:r>
+              <w:rPr>
+                <w:rFonts w:ascii="Times New Roman" w:hAnsi="Times New Roman" w:cs="Times New Roman"/>
+                <w:sz w:val="28"/>
+                <w:szCs w:val="28"/>
+              </w:rPr>
+              <w:t>–</w:t>
+            </w:r>
+            <w:r>
+              <w:rPr>
+                <w:rFonts w:ascii="Times New Roman" w:hAnsi="Times New Roman" w:cs="Times New Roman"/>
+                <w:sz w:val="28"/>
+                <w:szCs w:val="28"/>
+              </w:rPr>
+              <w:t xml:space="preserve"> Верховным попечителем. Уведомление об отставке </w:t>
+            </w:r>
+            <w:r>
+              <w:rPr>
+                <w:rFonts w:ascii="Times New Roman" w:hAnsi="Times New Roman" w:cs="Times New Roman"/>
+                <w:sz w:val="28"/>
+                <w:szCs w:val="28"/>
+              </w:rPr>
+              <w:t>–</w:t>
+            </w:r>
+            <w:r>
+              <w:rPr>
+                <w:rFonts w:ascii="Times New Roman" w:hAnsi="Times New Roman" w:cs="Times New Roman"/>
+                <w:sz w:val="28"/>
+                <w:szCs w:val="28"/>
+              </w:rPr>
+              <w:t xml:space="preserve"> тому, кто назначает</w:t>
             </w:r>
           </w:p>
         </w:tc>
@@ -2680,7 +2840,25 @@
                 <w:sz w:val="28"/>
                 <w:szCs w:val="28"/>
               </w:rPr>
-              <w:t>Верховный попечитель может быть автоматически переназначен на новый срок при наличии письменного одобрения Учредителя, Попечитель — при наличии письменного одобрения Верховного попечителя.</w:t>
+              <w:t xml:space="preserve">Верховный попечитель может быть автоматически переназначен на новый срок при наличии письменного одобрения Учредителя, Попечитель </w:t>
+            </w:r>
+            <w:r>
+              <w:rPr>
+                <w:rFonts w:ascii="Times New Roman" w:hAnsi="Times New Roman" w:cs="Times New Roman"/>
+                <w:b/>
+                <w:sz w:val="28"/>
+                <w:szCs w:val="28"/>
+              </w:rPr>
+              <w:t>–</w:t>
+            </w:r>
+            <w:r>
+              <w:rPr>
+                <w:rFonts w:ascii="Times New Roman" w:hAnsi="Times New Roman" w:cs="Times New Roman"/>
+                <w:b/>
+                <w:sz w:val="28"/>
+                <w:szCs w:val="28"/>
+              </w:rPr>
+              <w:t xml:space="preserve"> при наличии письменного одобрения Верховного попечителя.</w:t>
             </w:r>
           </w:p>
         </w:tc>
@@ -2766,7 +2944,7 @@
                 <w:sz w:val="28"/>
                 <w:szCs w:val="28"/>
               </w:rPr>
-              <w:t>—</w:t>
+              <w:t>–</w:t>
             </w:r>
           </w:p>
         </w:tc>
@@ -2795,7 +2973,7 @@
                 <w:sz w:val="28"/>
                 <w:szCs w:val="28"/>
               </w:rPr>
-              <w:t>5.6. Освобождение Верховного попечителя от полномочий не прекращает полномочий Попечителей. До назначения нового Верховного попечителя Попечительский совет действует коллегиально под председательством Попечителя, избранного его членами; исключительные полномочия Верховного попечителя, предусмотренные пунктом 3.5, не осуществляются.</w:t>
+              <w:t>5.6. Освобождение Верховного попечителя от полномочий не прекращает полномочий Попечителей. До назначения нового Верховного попечителя Попечительский совет действует коллегиально под председательством Попечителя, избранного его членами; исключительные полномочия Верховного попечителя, предусмотренные подпунктами а), е) и з) пункта 3.5, не осуществляются, по остальным вопросам применяется пункт 3.12.</w:t>
             </w:r>
           </w:p>
         </w:tc>
@@ -2823,7 +3001,7 @@
                 <w:sz w:val="28"/>
                 <w:szCs w:val="28"/>
               </w:rPr>
-              <w:t>Порядок работы Попечительского совета до назначения нового Верховного попечителя</w:t>
+              <w:t>Порядок работы Попечительского совета до назначения нового Верховного попечителя: назначение членов Управляющего совета, стратегия и назначение Попечителей – только новым Верховным попечителем, по остальным вопросам работа Фонда не останавливается (п. 3.12)</w:t>
             </w:r>
           </w:p>
         </w:tc>
@@ -3086,7 +3264,23 @@
                 <w:sz w:val="28"/>
                 <w:szCs w:val="28"/>
               </w:rPr>
-              <w:t>Действующая редакция — в соответствии с изменениями, согласованными Верховным попечителем 12.03.2025. Наименование должности в подпункте б) приводится в соответствие с фактической структурой</w:t>
+              <w:t xml:space="preserve">Действующая редакция </w:t>
+            </w:r>
+            <w:r>
+              <w:rPr>
+                <w:rFonts w:ascii="Times New Roman" w:hAnsi="Times New Roman" w:cs="Times New Roman"/>
+                <w:sz w:val="28"/>
+                <w:szCs w:val="28"/>
+              </w:rPr>
+              <w:t>–</w:t>
+            </w:r>
+            <w:r>
+              <w:rPr>
+                <w:rFonts w:ascii="Times New Roman" w:hAnsi="Times New Roman" w:cs="Times New Roman"/>
+                <w:sz w:val="28"/>
+                <w:szCs w:val="28"/>
+              </w:rPr>
+              <w:t xml:space="preserve"> в соответствии с изменениями, согласованными Верховным попечителем 12.03.2025. Наименование должности в подпункте б) приводится в соответствие с фактической структурой</w:t>
             </w:r>
           </w:p>
         </w:tc>
@@ -3163,45 +3357,93 @@
                 <w:sz w:val="28"/>
                 <w:szCs w:val="28"/>
               </w:rPr>
-              <w:t>а) Председатель Управляющего совета в должности Главного исполнительного директора, Руководителя Проектного офиса — на срок «4» года с даты назначения и письменного согласия;</w:t>
-            </w:r>
-          </w:p>
-          <w:p>
-            <w:pPr>
-              <w:spacing w:line="276" w:lineRule="auto"/>
-              <w:jc w:val="both"/>
-              <w:rPr>
-                <w:rFonts w:ascii="Times New Roman" w:hAnsi="Times New Roman" w:cs="Times New Roman"/>
-                <w:sz w:val="28"/>
-                <w:szCs w:val="28"/>
-              </w:rPr>
-            </w:pPr>
-            <w:r>
-              <w:rPr>
-                <w:rFonts w:ascii="Times New Roman" w:hAnsi="Times New Roman" w:cs="Times New Roman"/>
-                <w:sz w:val="28"/>
-                <w:szCs w:val="28"/>
-              </w:rPr>
-              <w:t>б) Член Совета в должности Заместителя Главного исполнительного директора по правовым вопросам — на срок «2» года с даты назначения и письменного согласия;</w:t>
-            </w:r>
-          </w:p>
-          <w:p>
-            <w:pPr>
-              <w:spacing w:line="276" w:lineRule="auto"/>
-              <w:jc w:val="both"/>
-              <w:rPr>
-                <w:rFonts w:ascii="Times New Roman" w:hAnsi="Times New Roman" w:cs="Times New Roman"/>
-                <w:sz w:val="28"/>
-                <w:szCs w:val="28"/>
-              </w:rPr>
-            </w:pPr>
-            <w:r>
-              <w:rPr>
-                <w:rFonts w:ascii="Times New Roman" w:hAnsi="Times New Roman" w:cs="Times New Roman"/>
-                <w:sz w:val="28"/>
-                <w:szCs w:val="28"/>
-              </w:rPr>
-              <w:t>в) Член Совета в должности Заместителя Главного исполнительного директора по административным вопросам — на срок «2» года с даты назначения и письменного согласия.</w:t>
+              <w:t xml:space="preserve">а) Председатель Управляющего совета в должности Главного исполнительного директора, Руководителя Проектного офиса </w:t>
+            </w:r>
+            <w:r>
+              <w:rPr>
+                <w:rFonts w:ascii="Times New Roman" w:hAnsi="Times New Roman" w:cs="Times New Roman"/>
+                <w:sz w:val="28"/>
+                <w:szCs w:val="28"/>
+              </w:rPr>
+              <w:t>–</w:t>
+            </w:r>
+            <w:r>
+              <w:rPr>
+                <w:rFonts w:ascii="Times New Roman" w:hAnsi="Times New Roman" w:cs="Times New Roman"/>
+                <w:sz w:val="28"/>
+                <w:szCs w:val="28"/>
+              </w:rPr>
+              <w:t xml:space="preserve"> на срок «4» года с даты назначения и письменного согласия;</w:t>
+            </w:r>
+          </w:p>
+          <w:p>
+            <w:pPr>
+              <w:spacing w:line="276" w:lineRule="auto"/>
+              <w:jc w:val="both"/>
+              <w:rPr>
+                <w:rFonts w:ascii="Times New Roman" w:hAnsi="Times New Roman" w:cs="Times New Roman"/>
+                <w:sz w:val="28"/>
+                <w:szCs w:val="28"/>
+              </w:rPr>
+            </w:pPr>
+            <w:r>
+              <w:rPr>
+                <w:rFonts w:ascii="Times New Roman" w:hAnsi="Times New Roman" w:cs="Times New Roman"/>
+                <w:sz w:val="28"/>
+                <w:szCs w:val="28"/>
+              </w:rPr>
+              <w:t xml:space="preserve">б) Член Совета в должности Заместителя Главного исполнительного директора по правовым вопросам </w:t>
+            </w:r>
+            <w:r>
+              <w:rPr>
+                <w:rFonts w:ascii="Times New Roman" w:hAnsi="Times New Roman" w:cs="Times New Roman"/>
+                <w:sz w:val="28"/>
+                <w:szCs w:val="28"/>
+              </w:rPr>
+              <w:t>–</w:t>
+            </w:r>
+            <w:r>
+              <w:rPr>
+                <w:rFonts w:ascii="Times New Roman" w:hAnsi="Times New Roman" w:cs="Times New Roman"/>
+                <w:sz w:val="28"/>
+                <w:szCs w:val="28"/>
+              </w:rPr>
+              <w:t xml:space="preserve"> на срок «2» года с даты назначения и письменного согласия;</w:t>
+            </w:r>
+          </w:p>
+          <w:p>
+            <w:pPr>
+              <w:spacing w:line="276" w:lineRule="auto"/>
+              <w:jc w:val="both"/>
+              <w:rPr>
+                <w:rFonts w:ascii="Times New Roman" w:hAnsi="Times New Roman" w:cs="Times New Roman"/>
+                <w:sz w:val="28"/>
+                <w:szCs w:val="28"/>
+              </w:rPr>
+            </w:pPr>
+            <w:r>
+              <w:rPr>
+                <w:rFonts w:ascii="Times New Roman" w:hAnsi="Times New Roman" w:cs="Times New Roman"/>
+                <w:sz w:val="28"/>
+                <w:szCs w:val="28"/>
+              </w:rPr>
+              <w:t xml:space="preserve">в) Член Совета в должности Заместителя Главного исполнительного директора по административным вопросам </w:t>
+            </w:r>
+            <w:r>
+              <w:rPr>
+                <w:rFonts w:ascii="Times New Roman" w:hAnsi="Times New Roman" w:cs="Times New Roman"/>
+                <w:sz w:val="28"/>
+                <w:szCs w:val="28"/>
+              </w:rPr>
+              <w:t>–</w:t>
+            </w:r>
+            <w:r>
+              <w:rPr>
+                <w:rFonts w:ascii="Times New Roman" w:hAnsi="Times New Roman" w:cs="Times New Roman"/>
+                <w:sz w:val="28"/>
+                <w:szCs w:val="28"/>
+              </w:rPr>
+              <w:t xml:space="preserve"> на срок «2» года с даты назначения и письменного согласия.</w:t>
             </w:r>
           </w:p>
         </w:tc>
@@ -3265,47 +3507,97 @@
                 <w:sz w:val="28"/>
                 <w:szCs w:val="28"/>
               </w:rPr>
-              <w:t>а) Председатель Управляющего совета в должности Главного исполнительного директора, Руководителя Проектного офиса — на срок «4» года с даты назначения и письменного согласия;</w:t>
-            </w:r>
-          </w:p>
-          <w:p>
-            <w:pPr>
-              <w:spacing w:line="276" w:lineRule="auto"/>
-              <w:jc w:val="both"/>
-              <w:rPr>
-                <w:rFonts w:ascii="Times New Roman" w:hAnsi="Times New Roman" w:cs="Times New Roman"/>
-                <w:b/>
-                <w:sz w:val="28"/>
-                <w:szCs w:val="28"/>
-              </w:rPr>
-            </w:pPr>
-            <w:r>
-              <w:rPr>
-                <w:rFonts w:ascii="Times New Roman" w:hAnsi="Times New Roman" w:cs="Times New Roman"/>
-                <w:b/>
-                <w:sz w:val="28"/>
-                <w:szCs w:val="28"/>
-              </w:rPr>
-              <w:t>б) Член Совета в должности Заместителя Главного исполнительного директора — на срок «2» года с даты назначения и письменного согласия;</w:t>
-            </w:r>
-          </w:p>
-          <w:p>
-            <w:pPr>
-              <w:spacing w:line="276" w:lineRule="auto"/>
-              <w:jc w:val="both"/>
-              <w:rPr>
-                <w:rFonts w:ascii="Times New Roman" w:hAnsi="Times New Roman" w:cs="Times New Roman"/>
-                <w:sz w:val="28"/>
-                <w:szCs w:val="28"/>
-              </w:rPr>
-            </w:pPr>
-            <w:r>
-              <w:rPr>
-                <w:rFonts w:ascii="Times New Roman" w:hAnsi="Times New Roman" w:cs="Times New Roman"/>
-                <w:sz w:val="28"/>
-                <w:szCs w:val="28"/>
-              </w:rPr>
-              <w:t>в) Член Совета в должности Заместителя Главного исполнительного директора по административным вопросам — на срок «2» года с даты назначения и письменного согласия.</w:t>
+              <w:t xml:space="preserve">а) Председатель Управляющего совета в должности Главного исполнительного директора, Руководителя Проектного офиса </w:t>
+            </w:r>
+            <w:r>
+              <w:rPr>
+                <w:rFonts w:ascii="Times New Roman" w:hAnsi="Times New Roman" w:cs="Times New Roman"/>
+                <w:sz w:val="28"/>
+                <w:szCs w:val="28"/>
+              </w:rPr>
+              <w:t>–</w:t>
+            </w:r>
+            <w:r>
+              <w:rPr>
+                <w:rFonts w:ascii="Times New Roman" w:hAnsi="Times New Roman" w:cs="Times New Roman"/>
+                <w:sz w:val="28"/>
+                <w:szCs w:val="28"/>
+              </w:rPr>
+              <w:t xml:space="preserve"> на срок «4» года с даты назначения и письменного согласия;</w:t>
+            </w:r>
+          </w:p>
+          <w:p>
+            <w:pPr>
+              <w:spacing w:line="276" w:lineRule="auto"/>
+              <w:jc w:val="both"/>
+              <w:rPr>
+                <w:rFonts w:ascii="Times New Roman" w:hAnsi="Times New Roman" w:cs="Times New Roman"/>
+                <w:b/>
+                <w:sz w:val="28"/>
+                <w:szCs w:val="28"/>
+              </w:rPr>
+            </w:pPr>
+            <w:r>
+              <w:rPr>
+                <w:rFonts w:ascii="Times New Roman" w:hAnsi="Times New Roman" w:cs="Times New Roman"/>
+                <w:b/>
+                <w:sz w:val="28"/>
+                <w:szCs w:val="28"/>
+              </w:rPr>
+              <w:t xml:space="preserve">б) Член Совета в должности Заместителя Главного исполнительного директора </w:t>
+            </w:r>
+            <w:r>
+              <w:rPr>
+                <w:rFonts w:ascii="Times New Roman" w:hAnsi="Times New Roman" w:cs="Times New Roman"/>
+                <w:b/>
+                <w:sz w:val="28"/>
+                <w:szCs w:val="28"/>
+              </w:rPr>
+              <w:t>–</w:t>
+            </w:r>
+            <w:r>
+              <w:rPr>
+                <w:rFonts w:ascii="Times New Roman" w:hAnsi="Times New Roman" w:cs="Times New Roman"/>
+                <w:b/>
+                <w:sz w:val="28"/>
+                <w:szCs w:val="28"/>
+              </w:rPr>
+              <w:t xml:space="preserve"> на срок «2» года с даты назначения и письменного согласия;</w:t>
+            </w:r>
+          </w:p>
+          <w:p>
+            <w:pPr>
+              <w:spacing w:line="276" w:lineRule="auto"/>
+              <w:jc w:val="both"/>
+              <w:rPr>
+                <w:rFonts w:ascii="Times New Roman" w:hAnsi="Times New Roman" w:cs="Times New Roman"/>
+                <w:sz w:val="28"/>
+                <w:szCs w:val="28"/>
+              </w:rPr>
+            </w:pPr>
+            <w:r>
+              <w:rPr>
+                <w:rFonts w:ascii="Times New Roman" w:hAnsi="Times New Roman" w:cs="Times New Roman"/>
+                <w:sz w:val="28"/>
+                <w:szCs w:val="28"/>
+              </w:rPr>
+              <w:t xml:space="preserve">в) Член Совета в должности Заместителя Главного исполнительного директора по административным вопросам </w:t>
+            </w:r>
+            <w:r>
+              <w:rPr>
+                <w:rFonts w:ascii="Times New Roman" w:hAnsi="Times New Roman" w:cs="Times New Roman"/>
+                <w:sz w:val="28"/>
+                <w:szCs w:val="28"/>
+              </w:rPr>
+              <w:t>–</w:t>
+            </w:r>
+            <w:r>
+              <w:rPr>
+                <w:rFonts w:ascii="Times New Roman" w:hAnsi="Times New Roman" w:cs="Times New Roman"/>
+                <w:sz w:val="28"/>
+                <w:szCs w:val="28"/>
+              </w:rPr>
+              <w:t xml:space="preserve"> на срок «2» года с даты назначения и письменного согласия.</w:t>
             </w:r>
           </w:p>
         </w:tc>
@@ -3523,7 +3815,23 @@
                 <w:sz w:val="28"/>
                 <w:szCs w:val="28"/>
               </w:rPr>
-              <w:t>Штатное расписание, оклады и премии работников — исключительно за Главным исполнительным директором</w:t>
+              <w:t xml:space="preserve">Штатное расписание, оклады и премии работников </w:t>
+            </w:r>
+            <w:r>
+              <w:rPr>
+                <w:rFonts w:ascii="Times New Roman" w:hAnsi="Times New Roman" w:cs="Times New Roman"/>
+                <w:sz w:val="28"/>
+                <w:szCs w:val="28"/>
+              </w:rPr>
+              <w:t>–</w:t>
+            </w:r>
+            <w:r>
+              <w:rPr>
+                <w:rFonts w:ascii="Times New Roman" w:hAnsi="Times New Roman" w:cs="Times New Roman"/>
+                <w:sz w:val="28"/>
+                <w:szCs w:val="28"/>
+              </w:rPr>
+              <w:t xml:space="preserve"> исключительно за Главным исполнительным директором</w:t>
             </w:r>
           </w:p>
         </w:tc>
@@ -3581,7 +3889,7 @@
                 <w:sz w:val="28"/>
                 <w:szCs w:val="28"/>
               </w:rPr>
-              <w:t>—</w:t>
+              <w:t>–</w:t>
             </w:r>
           </w:p>
         </w:tc>
@@ -3743,41 +4051,16 @@
                 <w:sz w:val="28"/>
                 <w:szCs w:val="28"/>
               </w:rPr>
-              <w:t xml:space="preserve">8.4. В соответствии с подпунктами </w:t>
-            </w:r>
-            <w:r>
-              <w:rPr>
-                <w:rFonts w:ascii="Times New Roman" w:hAnsi="Times New Roman" w:cs="Times New Roman"/>
-                <w:b/>
-                <w:sz w:val="28"/>
-                <w:szCs w:val="28"/>
-              </w:rPr>
-              <w:t>(б) и (ж) раздела 3.5</w:t>
-            </w:r>
-            <w:r>
-              <w:rPr>
-                <w:rFonts w:ascii="Times New Roman" w:hAnsi="Times New Roman" w:cs="Times New Roman"/>
-                <w:sz w:val="28"/>
-                <w:szCs w:val="28"/>
-              </w:rPr>
-              <w:t xml:space="preserve"> Управляющий совет предлагает Верховному попечителю на утверждение </w:t>
-            </w:r>
-            <w:r>
-              <w:rPr>
-                <w:rFonts w:ascii="Times New Roman" w:hAnsi="Times New Roman" w:cs="Times New Roman"/>
-                <w:b/>
-                <w:sz w:val="28"/>
-                <w:szCs w:val="28"/>
-              </w:rPr>
-              <w:t>бюджет</w:t>
-            </w:r>
-            <w:r>
-              <w:rPr>
-                <w:rFonts w:ascii="Times New Roman" w:hAnsi="Times New Roman" w:cs="Times New Roman"/>
-                <w:sz w:val="28"/>
-                <w:szCs w:val="28"/>
-              </w:rPr>
-              <w:t xml:space="preserve"> Фонда, необходимый для его деятельности и достижения его целей, а также оклады членов Управляющего совета.</w:t>
+              <w:t xml:space="preserve">8.4. </w:t>
+            </w:r>
+            <w:r>
+              <w:rPr>
+                <w:rFonts w:ascii="Times New Roman" w:hAnsi="Times New Roman" w:cs="Times New Roman"/>
+                <w:b/>
+                <w:sz w:val="28"/>
+                <w:szCs w:val="28"/>
+              </w:rPr>
+              <w:t>Управляющий совет утверждает бюджет Фонда, необходимый для его деятельности и достижения его целей, с учетом приоритетных направлений, определенных Попечительским советом, и уведомляет Верховного попечителя в порядке пункта 3.11. До вступления в силу бюджета Фонда на очередной финансовый год расходы осуществляются в пределах бюджета предыдущего года. Оклады членов Управляющего совета Управляющий совет предлагает Верховному попечителю на утверждение в соответствии с подпунктом (ж) раздела 3.5.</w:t>
             </w:r>
           </w:p>
         </w:tc>
@@ -3805,7 +4088,7 @@
                 <w:sz w:val="28"/>
                 <w:szCs w:val="28"/>
               </w:rPr>
-              <w:t>Исправление ссылки: в разделе 3.3 подпунктов (б) и (е) нет</w:t>
+              <w:t>Бюджет утверждает Управляющий совет с уведомлением Верховного попечителя и правом возражения (п. 3.11); порядок расходов до утверждения бюджета на новый год. Оклады членов Управляющего совета – по-прежнему с утверждения Верховного попечителя. Исправление ссылки: в разделе 3.3 подпунктов (б) и (е) нет</w:t>
             </w:r>
           </w:p>
         </w:tc>
@@ -3863,7 +4146,7 @@
                 <w:sz w:val="28"/>
                 <w:szCs w:val="28"/>
               </w:rPr>
-              <w:t>—</w:t>
+              <w:t>–</w:t>
             </w:r>
           </w:p>
         </w:tc>
@@ -3892,7 +4175,7 @@
                 <w:sz w:val="28"/>
                 <w:szCs w:val="28"/>
               </w:rPr>
-              <w:t>8.7. Управляющий совет утверждает правила, порядки, инструкции и иные внутренние документы Фонда, за исключением стратегии развития Фонда, утверждаемой Верховным попечителем в соответствии с подпунктом (е) пункта 3.5, и политик Фонда, утверждаемых Верховным попечителем / Попечительским советом в соответствии с подпунктом (д) пункта 3.2. Проекты политик Фонда и изменений в них вносятся Управляющим советом на утверждение Верховному попечителю / Попечительскому совету. Политики Фонда, утвержденные Управляющим советом до вступления в силу настоящей редакции Положения, действуют до их утверждения Верховным попечителем / Попечительским советом.</w:t>
+              <w:t>8.7. Управляющий совет утверждает политики, правила, порядки, инструкции и иные внутренние документы Фонда, за исключением стратегии развития Фонда, утверждаемой Верховным попечителем в соответствии с подпунктом (е) пункта 3.5. Об утверждении и изменении политик Фонда Управляющий совет уведомляет Верховного попечителя в порядке пункта 3.11.</w:t>
             </w:r>
           </w:p>
         </w:tc>
@@ -3920,7 +4203,7 @@
                 <w:sz w:val="28"/>
                 <w:szCs w:val="28"/>
               </w:rPr>
-              <w:t>Определение органов, утверждающих внутренние документы Фонда (в действующей редакции не определены): политики — Верховный попечитель / Попечительский совет (подп. д) п. 3.2), стратегия развития — Верховный попечитель (подп. е) п. 3.5), правила, порядки и инструкции, в том числе Правила закупок, — Управляющий совет. Переходная норма для действующих политик</w:t>
+              <w:t>Определение органов, утверждающих внутренние документы Фонда (в действующей редакции не определены): стратегия развития – Верховный попечитель (подп. е) п. 3.5); политики, правила, порядки и инструкции, в том числе Правила закупок, – Управляющий совет; по политикам – уведомление Верховного попечителя с правом возражения (п. 3.11)</w:t>
             </w:r>
           </w:p>
         </w:tc>
@@ -3978,7 +4261,7 @@
                 <w:sz w:val="28"/>
                 <w:szCs w:val="28"/>
               </w:rPr>
-              <w:t>—</w:t>
+              <w:t>–</w:t>
             </w:r>
           </w:p>
         </w:tc>
@@ -4093,7 +4376,7 @@
                 <w:sz w:val="28"/>
                 <w:szCs w:val="28"/>
               </w:rPr>
-              <w:t>—</w:t>
+              <w:t>–</w:t>
             </w:r>
           </w:p>
         </w:tc>
@@ -4122,7 +4405,25 @@
                 <w:sz w:val="28"/>
                 <w:szCs w:val="28"/>
               </w:rPr>
-              <w:t>8.9. В период временного отсутствия Председателя Управляющего совета (отпуск, болезнь, командировка и иные случаи) его обязанности исполняет член Управляющего совета, назначенный приказом Председателя Управляющего совета, а при отсутствии такого приказа — Заместитель Главного исполнительного директора (подпункт б) пункта 6.1). Полномочия по распоряжению банковскими счетами и подписанию договоров осуществляются исполняющим обязанности на основании доверенности.</w:t>
+              <w:t xml:space="preserve">8.9. В период временного отсутствия Председателя Управляющего совета (отпуск, болезнь, командировка и иные случаи) его обязанности исполняет член Управляющего совета, назначенный приказом Председателя Управляющего совета, а при отсутствии такого приказа </w:t>
+            </w:r>
+            <w:r>
+              <w:rPr>
+                <w:rFonts w:ascii="Times New Roman" w:hAnsi="Times New Roman" w:cs="Times New Roman"/>
+                <w:b/>
+                <w:sz w:val="28"/>
+                <w:szCs w:val="28"/>
+              </w:rPr>
+              <w:t>–</w:t>
+            </w:r>
+            <w:r>
+              <w:rPr>
+                <w:rFonts w:ascii="Times New Roman" w:hAnsi="Times New Roman" w:cs="Times New Roman"/>
+                <w:b/>
+                <w:sz w:val="28"/>
+                <w:szCs w:val="28"/>
+              </w:rPr>
+              <w:t xml:space="preserve"> Заместитель Главного исполнительного директора (подпункт б) пункта 6.1). Полномочия по распоряжению банковскими счетами и подписанию договоров осуществляются исполняющим обязанности на основании доверенности.</w:t>
             </w:r>
           </w:p>
         </w:tc>
@@ -4150,7 +4451,23 @@
                 <w:sz w:val="28"/>
                 <w:szCs w:val="28"/>
               </w:rPr>
-              <w:t>Порядок замещения Председателя Управляющего совета при временном отсутствии; в действующей редакции не определен. Доплата за замещение — в Кадровой политике</w:t>
+              <w:t xml:space="preserve">Порядок замещения Председателя Управляющего совета при временном отсутствии; в действующей редакции не определен. Доплата за замещение </w:t>
+            </w:r>
+            <w:r>
+              <w:rPr>
+                <w:rFonts w:ascii="Times New Roman" w:hAnsi="Times New Roman" w:cs="Times New Roman"/>
+                <w:sz w:val="28"/>
+                <w:szCs w:val="28"/>
+              </w:rPr>
+              <w:t>–</w:t>
+            </w:r>
+            <w:r>
+              <w:rPr>
+                <w:rFonts w:ascii="Times New Roman" w:hAnsi="Times New Roman" w:cs="Times New Roman"/>
+                <w:sz w:val="28"/>
+                <w:szCs w:val="28"/>
+              </w:rPr>
+              <w:t xml:space="preserve"> в Кадровой политике</w:t>
             </w:r>
           </w:p>
         </w:tc>
@@ -4365,7 +4682,39 @@
                 <w:sz w:val="28"/>
                 <w:szCs w:val="28"/>
               </w:rPr>
-              <w:t>Исправление ссылки (раздела 6.2 нет; дополнительные члены — раздел 7.2). Порядок вознаграждения Попечительского совета — в пунктах 3.7 и 3.8</w:t>
+              <w:t xml:space="preserve">Исправление ссылки (раздела 6.2 нет; дополнительные члены </w:t>
+            </w:r>
+            <w:r>
+              <w:rPr>
+                <w:rFonts w:ascii="Times New Roman" w:hAnsi="Times New Roman" w:cs="Times New Roman"/>
+                <w:sz w:val="28"/>
+                <w:szCs w:val="28"/>
+              </w:rPr>
+              <w:t>–</w:t>
+            </w:r>
+            <w:r>
+              <w:rPr>
+                <w:rFonts w:ascii="Times New Roman" w:hAnsi="Times New Roman" w:cs="Times New Roman"/>
+                <w:sz w:val="28"/>
+                <w:szCs w:val="28"/>
+              </w:rPr>
+              <w:t xml:space="preserve"> раздел 7.2). Порядок вознаграждения Попечительского совета </w:t>
+            </w:r>
+            <w:r>
+              <w:rPr>
+                <w:rFonts w:ascii="Times New Roman" w:hAnsi="Times New Roman" w:cs="Times New Roman"/>
+                <w:sz w:val="28"/>
+                <w:szCs w:val="28"/>
+              </w:rPr>
+              <w:t>–</w:t>
+            </w:r>
+            <w:r>
+              <w:rPr>
+                <w:rFonts w:ascii="Times New Roman" w:hAnsi="Times New Roman" w:cs="Times New Roman"/>
+                <w:sz w:val="28"/>
+                <w:szCs w:val="28"/>
+              </w:rPr>
+              <w:t xml:space="preserve"> в пунктах 3.7 и 3.8</w:t>
             </w:r>
           </w:p>
         </w:tc>
@@ -4517,7 +4866,7 @@
                 <w:sz w:val="28"/>
                 <w:szCs w:val="28"/>
               </w:rPr>
-              <w:t>; приобретение, распоряжение и использование основных средств Фонда стоимостью свыше размера, указанного в подпункте (а) пункта 3.2, осуществляется с одобрения Попечительского совета;</w:t>
+              <w:t>; решения о приобретении, распоряжении и использовании основных средств Фонда стоимостью свыше восьмитысячекратного размера месячного расчетного показателя, установленного на соответствующий финансовый год, принимаются Управляющим советом с уведомлением Верховного попечителя в порядке пункта 3.11;</w:t>
             </w:r>
           </w:p>
           <w:p>
@@ -4573,7 +4922,7 @@
                 <w:sz w:val="28"/>
                 <w:szCs w:val="28"/>
               </w:rPr>
-              <w:t>Расходы на операционную деятельность Фонда, а также приобретение, распоряжение и использование основных средств стоимостью до размера, указанного в подпункте (а) пункта 3.2, в пределах утвержденного бюджета Фонда производятся по решению Председателя Управляющего совета без согласования с Верховным попечителем.</w:t>
+              <w:t>Расходы на операционную деятельность Фонда, а также приобретение, распоряжение и использование основных средств стоимостью до размера, указанного в подпункте а) настоящего пункта, в пределах утвержденного бюджета Фонда производятся по решению Председателя Управляющего совета без согласования с Верховным попечителем.</w:t>
             </w:r>
           </w:p>
         </w:tc>
@@ -4601,7 +4950,7 @@
                 <w:sz w:val="28"/>
                 <w:szCs w:val="28"/>
               </w:rPr>
-              <w:t>Одобрение Верховного попечителя — только по основным средствам и распределению чистого дохода; операционные расходы в пределах бюджета — за Главным исполнительным директором</w:t>
+              <w:t>Основные средства свыше 8 000 МРП (порог, с которого Правилами закупок Фонда (п. 37) требуется конкурс) – решением Управляющего совета с уведомлением Верховного попечителя и правом возражения (п. 3.11). Одобрение Верховного попечителя – только по распределению чистого дохода и премиям членам Управляющего совета; операционные расходы в пределах бюджета – за Главным исполнительным директором</w:t>
             </w:r>
           </w:p>
         </w:tc>
@@ -4888,7 +5237,23 @@
                 <w:sz w:val="28"/>
                 <w:szCs w:val="28"/>
               </w:rPr>
-              <w:t>Устранение противоречия внутри пункта: кворум — 2/3 членов Управляющего совета</w:t>
+              <w:t xml:space="preserve">Устранение противоречия внутри пункта: кворум </w:t>
+            </w:r>
+            <w:r>
+              <w:rPr>
+                <w:rFonts w:ascii="Times New Roman" w:hAnsi="Times New Roman" w:cs="Times New Roman"/>
+                <w:sz w:val="28"/>
+                <w:szCs w:val="28"/>
+              </w:rPr>
+              <w:t>–</w:t>
+            </w:r>
+            <w:r>
+              <w:rPr>
+                <w:rFonts w:ascii="Times New Roman" w:hAnsi="Times New Roman" w:cs="Times New Roman"/>
+                <w:sz w:val="28"/>
+                <w:szCs w:val="28"/>
+              </w:rPr>
+              <w:t xml:space="preserve"> 2/3 членов Управляющего совета</w:t>
             </w:r>
           </w:p>
         </w:tc>
@@ -5071,7 +5436,55 @@
                 <w:sz w:val="28"/>
                 <w:szCs w:val="28"/>
               </w:rPr>
-              <w:t>Приложения 1–3: Учредитель — Нуралин Рамазан; Попечительский совет — Аманбаев Кайсар; Управляющий совет — Джангарашев Ролан, Бейсенгазин Куаныш.</w:t>
+              <w:t xml:space="preserve">Приложения 1–3: Учредитель </w:t>
+            </w:r>
+            <w:r>
+              <w:rPr>
+                <w:rFonts w:ascii="Times New Roman" w:hAnsi="Times New Roman" w:cs="Times New Roman"/>
+                <w:sz w:val="28"/>
+                <w:szCs w:val="28"/>
+              </w:rPr>
+              <w:t>–</w:t>
+            </w:r>
+            <w:r>
+              <w:rPr>
+                <w:rFonts w:ascii="Times New Roman" w:hAnsi="Times New Roman" w:cs="Times New Roman"/>
+                <w:sz w:val="28"/>
+                <w:szCs w:val="28"/>
+              </w:rPr>
+              <w:t xml:space="preserve"> Нуралин Рамазан; Попечительский совет </w:t>
+            </w:r>
+            <w:r>
+              <w:rPr>
+                <w:rFonts w:ascii="Times New Roman" w:hAnsi="Times New Roman" w:cs="Times New Roman"/>
+                <w:sz w:val="28"/>
+                <w:szCs w:val="28"/>
+              </w:rPr>
+              <w:t>–</w:t>
+            </w:r>
+            <w:r>
+              <w:rPr>
+                <w:rFonts w:ascii="Times New Roman" w:hAnsi="Times New Roman" w:cs="Times New Roman"/>
+                <w:sz w:val="28"/>
+                <w:szCs w:val="28"/>
+              </w:rPr>
+              <w:t xml:space="preserve"> Аманбаев Кайсар; Управляющий совет </w:t>
+            </w:r>
+            <w:r>
+              <w:rPr>
+                <w:rFonts w:ascii="Times New Roman" w:hAnsi="Times New Roman" w:cs="Times New Roman"/>
+                <w:sz w:val="28"/>
+                <w:szCs w:val="28"/>
+              </w:rPr>
+              <w:t>–</w:t>
+            </w:r>
+            <w:r>
+              <w:rPr>
+                <w:rFonts w:ascii="Times New Roman" w:hAnsi="Times New Roman" w:cs="Times New Roman"/>
+                <w:sz w:val="28"/>
+                <w:szCs w:val="28"/>
+              </w:rPr>
+              <w:t xml:space="preserve"> Джангарашев Ролан, Бейсенгазин Куаныш.</w:t>
             </w:r>
           </w:p>
         </w:tc>

--- a/Устав/_документы/СТ по Положению.docx
+++ b/Устав/_документы/СТ по Положению.docx
@@ -2156,6 +2156,7 @@
                 <w:sz w:val="28"/>
                 <w:szCs w:val="28"/>
               </w:rPr>
+              <w:lastRenderedPageBreak/>
               <w:t xml:space="preserve">3.7. Оклады, вознаграждение и премии Верховного попечителя и Попечителей определяются коллегиально Попечительским советом и утверждаются на его заседании, а при отсутствии Попечителей </w:t>
             </w:r>
             <w:r>
@@ -2237,28 +2238,48 @@
                 <w:sz w:val="28"/>
                 <w:szCs w:val="28"/>
               </w:rPr>
-              <w:t>3.10. Вопросы, требующие одобрения, утверждения или согласования Верховного попечителя (Попечительского совета), вносятся Управляющим советом в письменной форме, в том числе по электронной почте, с приложением необходимых материалов. Если в течение 10 (десяти) рабочих дней со дня получения материалов Верховный попечитель (Попечительский совет) не сообщил Управляющему совету о своем решении или о продлении срока рассмотрения, вопрос считается одобренным (утвержденным, согласованным). Срок рассмотрения может быть однократно продлен не более чем на 10 (десять) рабочих дней с письменным уведомлением Управляющего совета. Настоящий пункт не применяется к согласию на внесение изменений в Устав и Положение (подпункт в) пункта 2.1, раздел 15) и к назначению и отстранению членов Управляющего совета (подпункт а) пункта 3.5).</w:t>
-            </w:r>
-          </w:p>
-          <w:p>
-            <w:pPr>
-              <w:spacing w:line="276" w:lineRule="auto"/>
-              <w:jc w:val="both"/>
-              <w:rPr>
-                <w:rFonts w:ascii="Times New Roman" w:hAnsi="Times New Roman" w:cs="Times New Roman"/>
-                <w:b/>
-                <w:sz w:val="28"/>
-                <w:szCs w:val="28"/>
-              </w:rPr>
-            </w:pPr>
-            <w:r>
-              <w:rPr>
-                <w:rFonts w:ascii="Times New Roman" w:hAnsi="Times New Roman" w:cs="Times New Roman"/>
-                <w:b/>
-                <w:sz w:val="28"/>
-                <w:szCs w:val="28"/>
-              </w:rPr>
-              <w:t>3.11. Об утверждении и изменении бюджета и политик Фонда, а также о решениях, указанных в подпункте а) пункта 14.1, Управляющий совет уведомляет Верховного попечителя в течение 5 (пяти) рабочих дней со дня принятия решения с приложением утвержденного документа. Верховный попечитель вправе в течение 10 (десяти) рабочих дней со дня получения уведомления направить Управляющему совету мотивированное письменное возражение. Решение исполняется по истечении указанного срока, если возражение не направлено, либо ранее – при письменном подтверждении Верховного попечителя. При направлении возражения Управляющий совет повторно рассматривает вопрос с учетом возражения и уведомляет Верховного попечителя о принятом решении в том же порядке.</w:t>
+              <w:t xml:space="preserve">3.10. Вопросы, требующие одобрения, утверждения или согласования Верховного попечителя (Попечительского совета), вносятся Управляющим советом в письменной форме, в том числе по электронной почте, с приложением необходимых материалов. Если в течение 10 (десяти) рабочих дней со дня получения </w:t>
+            </w:r>
+            <w:r>
+              <w:rPr>
+                <w:rFonts w:ascii="Times New Roman" w:hAnsi="Times New Roman" w:cs="Times New Roman"/>
+                <w:b/>
+                <w:sz w:val="28"/>
+                <w:szCs w:val="28"/>
+              </w:rPr>
+              <w:lastRenderedPageBreak/>
+              <w:t>материалов Верховный попечитель (Попечительский совет) не сообщил Управляющему совету о своем решении или о продлении срока рассмотрения, вопрос считается одобренным (утвержденным, согласованным). Срок рассмотрения может быть однократно продлен не более чем на 10 (десять) рабочих дней с письменным уведомлением Управляющего совета. Настоящий пункт не применяется к согласию на внесение изменений в Устав и Положение (подпункт в) пункта 2.1, раздел 15) и к назначению и отстранению членов Управляющего совета (подпункт а) пункта 3.5).</w:t>
+            </w:r>
+          </w:p>
+          <w:p>
+            <w:pPr>
+              <w:spacing w:line="276" w:lineRule="auto"/>
+              <w:jc w:val="both"/>
+              <w:rPr>
+                <w:rFonts w:ascii="Times New Roman" w:hAnsi="Times New Roman" w:cs="Times New Roman"/>
+                <w:b/>
+                <w:sz w:val="28"/>
+                <w:szCs w:val="28"/>
+              </w:rPr>
+            </w:pPr>
+            <w:r>
+              <w:rPr>
+                <w:rFonts w:ascii="Times New Roman" w:hAnsi="Times New Roman" w:cs="Times New Roman"/>
+                <w:b/>
+                <w:sz w:val="28"/>
+                <w:szCs w:val="28"/>
+              </w:rPr>
+              <w:t xml:space="preserve">3.11. Об утверждении и изменении бюджета и политик Фонда, а также о решениях, указанных в подпункте а) пункта 14.1, Управляющий совет уведомляет Верховного попечителя в течение 5 (пяти) рабочих дней со дня принятия решения с приложением утвержденного документа. Верховный попечитель вправе в течение 10 (десяти) рабочих дней со дня получения уведомления направить Управляющему совету </w:t>
+            </w:r>
+            <w:r>
+              <w:rPr>
+                <w:rFonts w:ascii="Times New Roman" w:hAnsi="Times New Roman" w:cs="Times New Roman"/>
+                <w:b/>
+                <w:sz w:val="28"/>
+                <w:szCs w:val="28"/>
+              </w:rPr>
+              <w:lastRenderedPageBreak/>
+              <w:t>мотивированное письменное возражение. Решение исполняется по истечении указанного срока, если возражение не направлено, либо ранее – при письменном подтверждении Верховного попечителя. При направлении возражения Управляющий совет повторно рассматривает вопрос с учетом возражения и уведомляет Верховного попечителя о принятом решении в том же порядке.</w:t>
             </w:r>
           </w:p>
           <w:p>
@@ -2306,7 +2327,17 @@
                 <w:sz w:val="28"/>
                 <w:szCs w:val="28"/>
               </w:rPr>
-              <w:t>Обеспечение деятельности и порядок вознаграждения Попечительского совета. Порядок рассмотрения вопросов Верховным попечителем: молчаливое согласие по истечении 10 рабочих дней (п. 3.10), уведомление с правом возражения (п. 3.11), порядок при временном отсутствии и вакансии Верховного попечителя (п. 3.12). Согласие на изменение Устава и Положения и назначение членов Управляющего совета – только в явной письменной форме</w:t>
+              <w:lastRenderedPageBreak/>
+              <w:t xml:space="preserve">Обеспечение деятельности и порядок вознаграждения </w:t>
+            </w:r>
+            <w:r>
+              <w:rPr>
+                <w:rFonts w:ascii="Times New Roman" w:hAnsi="Times New Roman" w:cs="Times New Roman"/>
+                <w:sz w:val="28"/>
+                <w:szCs w:val="28"/>
+              </w:rPr>
+              <w:lastRenderedPageBreak/>
+              <w:t>Попечительского совета. Порядок рассмотрения вопросов Верховным попечителем: молчаливое согласие по истечении 10 рабочих дней (п. 3.10), уведомление с правом возражения (п. 3.11), порядок при временном отсутствии и вакансии Верховного попечителя (п. 3.12). Согласие на изменение Устава и Положения и назначение членов Управляющего совета – только в явной письменной форме</w:t>
             </w:r>
           </w:p>
         </w:tc>
@@ -2336,6 +2367,7 @@
                 <w:sz w:val="28"/>
                 <w:szCs w:val="28"/>
               </w:rPr>
+              <w:lastRenderedPageBreak/>
               <w:t>12</w:t>
             </w:r>
           </w:p>
@@ -2383,6 +2415,7 @@
                 <w:sz w:val="28"/>
                 <w:szCs w:val="28"/>
               </w:rPr>
+              <w:lastRenderedPageBreak/>
               <w:t>а) в связи с истечением срока назначения Попечителя;</w:t>
             </w:r>
           </w:p>
@@ -2487,6 +2520,7 @@
                 <w:sz w:val="28"/>
                 <w:szCs w:val="28"/>
               </w:rPr>
+              <w:lastRenderedPageBreak/>
               <w:t>5.2. Член Попечительского совета освобождается от полномочий:</w:t>
             </w:r>
           </w:p>
@@ -2506,6 +2540,7 @@
                 <w:sz w:val="28"/>
                 <w:szCs w:val="28"/>
               </w:rPr>
+              <w:lastRenderedPageBreak/>
               <w:t>а) в связи с истечением срока назначения Попечителя</w:t>
             </w:r>
             <w:r>
@@ -2697,6 +2732,7 @@
                 <w:sz w:val="28"/>
                 <w:szCs w:val="28"/>
               </w:rPr>
+              <w:lastRenderedPageBreak/>
               <w:t xml:space="preserve">Отстранение Верховного попечителя </w:t>
             </w:r>
             <w:r>
@@ -2729,7 +2765,16 @@
                 <w:sz w:val="28"/>
                 <w:szCs w:val="28"/>
               </w:rPr>
-              <w:t xml:space="preserve"> Верховным попечителем. Уведомление об отставке </w:t>
+              <w:t xml:space="preserve"> Верховным попечителем. Уведомление </w:t>
+            </w:r>
+            <w:r>
+              <w:rPr>
+                <w:rFonts w:ascii="Times New Roman" w:hAnsi="Times New Roman" w:cs="Times New Roman"/>
+                <w:sz w:val="28"/>
+                <w:szCs w:val="28"/>
+              </w:rPr>
+              <w:lastRenderedPageBreak/>
+              <w:t xml:space="preserve">об отставке </w:t>
             </w:r>
             <w:r>
               <w:rPr>
@@ -2775,6 +2820,7 @@
                 <w:sz w:val="28"/>
                 <w:szCs w:val="28"/>
               </w:rPr>
+              <w:lastRenderedPageBreak/>
               <w:t>13</w:t>
             </w:r>
           </w:p>
@@ -2916,6 +2962,7 @@
                 <w:sz w:val="28"/>
                 <w:szCs w:val="28"/>
               </w:rPr>
+              <w:lastRenderedPageBreak/>
               <w:t>14</w:t>
             </w:r>
           </w:p>
@@ -3130,7 +3177,16 @@
                 <w:sz w:val="28"/>
                 <w:szCs w:val="28"/>
               </w:rPr>
-              <w:t>б) Член Управляющего совета в должности Заместителя Главного исполнительного директора по правовым вопросам;</w:t>
+              <w:t xml:space="preserve">б) Член Управляющего совета в должности Заместителя Главного исполнительного </w:t>
+            </w:r>
+            <w:r>
+              <w:rPr>
+                <w:rFonts w:ascii="Times New Roman" w:hAnsi="Times New Roman" w:cs="Times New Roman"/>
+                <w:sz w:val="28"/>
+                <w:szCs w:val="28"/>
+              </w:rPr>
+              <w:lastRenderedPageBreak/>
+              <w:t>директора по правовым вопросам;</w:t>
             </w:r>
           </w:p>
           <w:p>
@@ -3177,6 +3233,7 @@
                 <w:sz w:val="28"/>
                 <w:szCs w:val="28"/>
               </w:rPr>
+              <w:lastRenderedPageBreak/>
               <w:t>6.1. В состав Управляющего совета должны входить как минимум:</w:t>
             </w:r>
           </w:p>
@@ -3196,28 +3253,28 @@
                 <w:sz w:val="28"/>
                 <w:szCs w:val="28"/>
               </w:rPr>
-              <w:t>а) Председатель Управляющего совета в должности Главного исполнительного директора, Руководителя Проектного офиса;</w:t>
-            </w:r>
-          </w:p>
-          <w:p>
-            <w:pPr>
-              <w:spacing w:line="276" w:lineRule="auto"/>
-              <w:jc w:val="both"/>
-              <w:rPr>
-                <w:rFonts w:ascii="Times New Roman" w:hAnsi="Times New Roman" w:cs="Times New Roman"/>
-                <w:b/>
-                <w:sz w:val="28"/>
-                <w:szCs w:val="28"/>
-              </w:rPr>
-            </w:pPr>
-            <w:r>
-              <w:rPr>
-                <w:rFonts w:ascii="Times New Roman" w:hAnsi="Times New Roman" w:cs="Times New Roman"/>
-                <w:b/>
-                <w:sz w:val="28"/>
-                <w:szCs w:val="28"/>
-              </w:rPr>
-              <w:t>б) Член Управляющего совета в должности Заместителя Главного исполнительного директора;</w:t>
+              <w:t>а) Председатель Управляющего совета в должности Главного исполнительного директора;</w:t>
+            </w:r>
+          </w:p>
+          <w:p>
+            <w:pPr>
+              <w:spacing w:line="276" w:lineRule="auto"/>
+              <w:jc w:val="both"/>
+              <w:rPr>
+                <w:rFonts w:ascii="Times New Roman" w:hAnsi="Times New Roman" w:cs="Times New Roman"/>
+                <w:b/>
+                <w:sz w:val="28"/>
+                <w:szCs w:val="28"/>
+              </w:rPr>
+            </w:pPr>
+            <w:r>
+              <w:rPr>
+                <w:rFonts w:ascii="Times New Roman" w:hAnsi="Times New Roman" w:cs="Times New Roman"/>
+                <w:b/>
+                <w:sz w:val="28"/>
+                <w:szCs w:val="28"/>
+              </w:rPr>
+              <w:t>б) Член Управляющего совета в должности Заместителя Главного исполнительного директора по стратегии и проектам;</w:t>
             </w:r>
           </w:p>
           <w:p>
@@ -3280,7 +3337,16 @@
                 <w:sz w:val="28"/>
                 <w:szCs w:val="28"/>
               </w:rPr>
-              <w:t xml:space="preserve"> в соответствии с изменениями, согласованными Верховным попечителем 12.03.2025. Наименование должности в подпункте б) приводится в соответствие с фактической структурой</w:t>
+              <w:t xml:space="preserve"> в соответствии с изменениями, согласованными Верховным попечителем 12.03.2025. Наименование должности в подпункте б) приводится в соответствие с фактической структурой – Заместитель Главного исполнительного директора по стратегии и проектам. Наименование </w:t>
+            </w:r>
+            <w:r>
+              <w:rPr>
+                <w:rFonts w:ascii="Times New Roman" w:hAnsi="Times New Roman" w:cs="Times New Roman"/>
+                <w:sz w:val="28"/>
+                <w:szCs w:val="28"/>
+              </w:rPr>
+              <w:lastRenderedPageBreak/>
+              <w:t>должности Председателя Управляющего совета – «Главный исполнительный директор», без слов «Руководитель Проектного офиса»: во избежание смешения с Проектным офисом «Таза Қазақстан» и с должностью Руководителя Проектного офиса для Центральной Азии по изменению климата и зеленой энергетике</w:t>
             </w:r>
           </w:p>
         </w:tc>
@@ -3310,6 +3376,7 @@
                 <w:sz w:val="28"/>
                 <w:szCs w:val="28"/>
               </w:rPr>
+              <w:lastRenderedPageBreak/>
               <w:t>16</w:t>
             </w:r>
           </w:p>
@@ -3392,6 +3459,7 @@
                 <w:sz w:val="28"/>
                 <w:szCs w:val="28"/>
               </w:rPr>
+              <w:lastRenderedPageBreak/>
               <w:t xml:space="preserve">б) Член Совета в должности Заместителя Главного исполнительного директора по правовым вопросам </w:t>
             </w:r>
             <w:r>
@@ -3471,6 +3539,7 @@
                 <w:sz w:val="28"/>
                 <w:szCs w:val="28"/>
               </w:rPr>
+              <w:lastRenderedPageBreak/>
               <w:t xml:space="preserve">7.1. В соответствии с </w:t>
             </w:r>
             <w:r>
@@ -3507,7 +3576,7 @@
                 <w:sz w:val="28"/>
                 <w:szCs w:val="28"/>
               </w:rPr>
-              <w:t xml:space="preserve">а) Председатель Управляющего совета в должности Главного исполнительного директора, Руководителя Проектного офиса </w:t>
+              <w:t xml:space="preserve">а) Председатель Управляющего совета в должности Главного исполнительного директора </w:t>
             </w:r>
             <w:r>
               <w:rPr>
@@ -3544,7 +3613,7 @@
                 <w:sz w:val="28"/>
                 <w:szCs w:val="28"/>
               </w:rPr>
-              <w:t xml:space="preserve">б) Член Совета в должности Заместителя Главного исполнительного директора </w:t>
+              <w:t xml:space="preserve">б) Член Совета в должности Заместителя Главного исполнительного директора по стратегии и проектам </w:t>
             </w:r>
             <w:r>
               <w:rPr>
@@ -3581,6 +3650,7 @@
                 <w:sz w:val="28"/>
                 <w:szCs w:val="28"/>
               </w:rPr>
+              <w:lastRenderedPageBreak/>
               <w:t xml:space="preserve">в) Член Совета в должности Заместителя Главного исполнительного директора по административным вопросам </w:t>
             </w:r>
             <w:r>
@@ -3625,7 +3695,17 @@
                 <w:sz w:val="28"/>
                 <w:szCs w:val="28"/>
               </w:rPr>
-              <w:t>Синхронизация с пунктом 6.1. Исправление ссылки: членов Управляющего совета назначает Верховный попечитель (подп. а) п. 3.5), раздел 5.1 относится к Попечительскому совету</w:t>
+              <w:lastRenderedPageBreak/>
+              <w:t xml:space="preserve">Синхронизация с пунктом 6.1. Исправление ссылки: членов Управляющего совета назначает Верховный попечитель (подп. а) п. 3.5), раздел 5.1 относится к Попечительскому совету. Наименование должности Председателя Управляющего совета – «Главный исполнительный директор», без слов </w:t>
+            </w:r>
+            <w:r>
+              <w:rPr>
+                <w:rFonts w:ascii="Times New Roman" w:hAnsi="Times New Roman" w:cs="Times New Roman"/>
+                <w:sz w:val="28"/>
+                <w:szCs w:val="28"/>
+              </w:rPr>
+              <w:lastRenderedPageBreak/>
+              <w:t>«Руководитель Проектного офиса»: во избежание смешения с Проектным офисом «Таза Қазақстан» и с должностью Руководителя Проектного офиса для Центральной Азии по изменению климата и зеленой энергетике</w:t>
             </w:r>
           </w:p>
         </w:tc>
@@ -3658,6 +3738,7 @@
                 <w:sz w:val="28"/>
                 <w:szCs w:val="28"/>
               </w:rPr>
+              <w:lastRenderedPageBreak/>
               <w:t>III. Полномочия Главного исполнительного директора</w:t>
             </w:r>
           </w:p>
@@ -4423,7 +4504,7 @@
                 <w:sz w:val="28"/>
                 <w:szCs w:val="28"/>
               </w:rPr>
-              <w:t xml:space="preserve"> Заместитель Главного исполнительного директора (подпункт б) пункта 6.1). Полномочия по распоряжению банковскими счетами и подписанию договоров осуществляются исполняющим обязанности на основании доверенности.</w:t>
+              <w:t xml:space="preserve"> Заместитель Главного исполнительного директора по стратегии и проектам (подпункт б) пункта 6.1). Полномочия по распоряжению банковскими счетами и подписанию договоров осуществляются исполняющим обязанности на основании доверенности.</w:t>
             </w:r>
           </w:p>
         </w:tc>
@@ -5696,7 +5777,7 @@
             <w:rStyle w:val="a8"/>
             <w:noProof/>
           </w:rPr>
-          <w:t>4</w:t>
+          <w:t>11</w:t>
         </w:r>
         <w:r>
           <w:rPr>

--- a/Устав/_документы/СТ по Положению.docx
+++ b/Устав/_документы/СТ по Положению.docx
@@ -3274,7 +3274,25 @@
                 <w:sz w:val="28"/>
                 <w:szCs w:val="28"/>
               </w:rPr>
-              <w:t>б) Член Управляющего совета в должности Заместителя Главного исполнительного директора по стратегии и проектам;</w:t>
+              <w:t xml:space="preserve">б) Член Управляющего совета в должности </w:t>
+            </w:r>
+            <w:r>
+              <w:rPr>
+                <w:rFonts w:ascii="Times New Roman" w:hAnsi="Times New Roman" w:cs="Times New Roman"/>
+                <w:b/>
+                <w:sz w:val="28"/>
+                <w:szCs w:val="28"/>
+              </w:rPr>
+              <w:t>Заместителя Главного исполнительного директора</w:t>
+            </w:r>
+            <w:r>
+              <w:rPr>
+                <w:rFonts w:ascii="Times New Roman" w:hAnsi="Times New Roman" w:cs="Times New Roman"/>
+                <w:b/>
+                <w:sz w:val="28"/>
+                <w:szCs w:val="28"/>
+              </w:rPr>
+              <w:t>;</w:t>
             </w:r>
           </w:p>
           <w:p>
@@ -3337,7 +3355,23 @@
                 <w:sz w:val="28"/>
                 <w:szCs w:val="28"/>
               </w:rPr>
-              <w:t xml:space="preserve"> в соответствии с изменениями, согласованными Верховным попечителем 12.03.2025. Наименование должности в подпункте б) приводится в соответствие с фактической структурой – Заместитель Главного исполнительного директора по стратегии и проектам. Наименование </w:t>
+              <w:t xml:space="preserve"> в соответствии с изменениями, согласованными Верховным попечителем 12.03.2025. </w:t>
+            </w:r>
+            <w:r>
+              <w:rPr>
+                <w:rFonts w:ascii="Times New Roman" w:hAnsi="Times New Roman" w:cs="Times New Roman"/>
+                <w:sz w:val="28"/>
+                <w:szCs w:val="28"/>
+              </w:rPr>
+              <w:t>Наименование должности в подпункте б) – «Заместитель Главного исполнительного директора», без указания направления деятельности.</w:t>
+            </w:r>
+            <w:r>
+              <w:rPr>
+                <w:rFonts w:ascii="Times New Roman" w:hAnsi="Times New Roman" w:cs="Times New Roman"/>
+                <w:sz w:val="28"/>
+                <w:szCs w:val="28"/>
+              </w:rPr>
+              <w:t xml:space="preserve"> Наименование </w:t>
             </w:r>
             <w:r>
               <w:rPr>
@@ -3613,7 +3647,25 @@
                 <w:sz w:val="28"/>
                 <w:szCs w:val="28"/>
               </w:rPr>
-              <w:t xml:space="preserve">б) Член Совета в должности Заместителя Главного исполнительного директора по стратегии и проектам </w:t>
+              <w:t xml:space="preserve">б) Член Совета в должности </w:t>
+            </w:r>
+            <w:r>
+              <w:rPr>
+                <w:rFonts w:ascii="Times New Roman" w:hAnsi="Times New Roman" w:cs="Times New Roman"/>
+                <w:b/>
+                <w:sz w:val="28"/>
+                <w:szCs w:val="28"/>
+              </w:rPr>
+              <w:t>Заместителя Главного исполнительного директора</w:t>
+            </w:r>
+            <w:r>
+              <w:rPr>
+                <w:rFonts w:ascii="Times New Roman" w:hAnsi="Times New Roman" w:cs="Times New Roman"/>
+                <w:b/>
+                <w:sz w:val="28"/>
+                <w:szCs w:val="28"/>
+              </w:rPr>
+              <w:t xml:space="preserve"> </w:t>
             </w:r>
             <w:r>
               <w:rPr>
@@ -3868,7 +3920,17 @@
                 <w:sz w:val="28"/>
                 <w:szCs w:val="28"/>
               </w:rPr>
-              <w:t>Указанные решения в отношении работников, не являющихся членами Управляющего совета, принимаются Председателем Управляющего совета единолично в пределах утвержденного бюджета Фонда и не требуют одобрения Верховного попечителя или Попечительского совета;</w:t>
+              <w:t xml:space="preserve">Указанные решения в отношении работников, не являющихся членами Управляющего совета, принимаются Председателем Управляющего совета единолично в пределах утвержденного бюджета Фонда и не требуют одобрения </w:t>
+            </w:r>
+            <w:r>
+              <w:rPr>
+                <w:rFonts w:ascii="Times New Roman" w:hAnsi="Times New Roman" w:cs="Times New Roman"/>
+                <w:b/>
+                <w:sz w:val="28"/>
+                <w:szCs w:val="28"/>
+              </w:rPr>
+              <w:lastRenderedPageBreak/>
+              <w:t>Верховного попечителя или Попечительского совета;</w:t>
             </w:r>
           </w:p>
         </w:tc>
@@ -3896,6 +3958,7 @@
                 <w:sz w:val="28"/>
                 <w:szCs w:val="28"/>
               </w:rPr>
+              <w:lastRenderedPageBreak/>
               <w:t xml:space="preserve">Штатное расписание, оклады и премии работников </w:t>
             </w:r>
             <w:r>
@@ -4256,7 +4319,17 @@
                 <w:sz w:val="28"/>
                 <w:szCs w:val="28"/>
               </w:rPr>
-              <w:t>8.7. Управляющий совет утверждает политики, правила, порядки, инструкции и иные внутренние документы Фонда, за исключением стратегии развития Фонда, утверждаемой Верховным попечителем в соответствии с подпунктом (е) пункта 3.5. Об утверждении и изменении политик Фонда Управляющий совет уведомляет Верховного попечителя в порядке пункта 3.11.</w:t>
+              <w:t xml:space="preserve">8.7. Управляющий совет утверждает политики, правила, порядки, инструкции и иные внутренние документы Фонда, за исключением стратегии развития Фонда, </w:t>
+            </w:r>
+            <w:r>
+              <w:rPr>
+                <w:rFonts w:ascii="Times New Roman" w:hAnsi="Times New Roman" w:cs="Times New Roman"/>
+                <w:b/>
+                <w:sz w:val="28"/>
+                <w:szCs w:val="28"/>
+              </w:rPr>
+              <w:lastRenderedPageBreak/>
+              <w:t>утверждаемой Верховным попечителем в соответствии с подпунктом (е) пункта 3.5. Об утверждении и изменении политик Фонда Управляющий совет уведомляет Верховного попечителя в порядке пункта 3.11.</w:t>
             </w:r>
           </w:p>
         </w:tc>
@@ -4284,7 +4357,17 @@
                 <w:sz w:val="28"/>
                 <w:szCs w:val="28"/>
               </w:rPr>
-              <w:t>Определение органов, утверждающих внутренние документы Фонда (в действующей редакции не определены): стратегия развития – Верховный попечитель (подп. е) п. 3.5); политики, правила, порядки и инструкции, в том числе Правила закупок, – Управляющий совет; по политикам – уведомление Верховного попечителя с правом возражения (п. 3.11)</w:t>
+              <w:lastRenderedPageBreak/>
+              <w:t xml:space="preserve">Определение органов, утверждающих внутренние документы Фонда (в действующей редакции не </w:t>
+            </w:r>
+            <w:r>
+              <w:rPr>
+                <w:rFonts w:ascii="Times New Roman" w:hAnsi="Times New Roman" w:cs="Times New Roman"/>
+                <w:sz w:val="28"/>
+                <w:szCs w:val="28"/>
+              </w:rPr>
+              <w:lastRenderedPageBreak/>
+              <w:t>определены): стратегия развития – Верховный попечитель (подп. е) п. 3.5); политики, правила, порядки и инструкции, в том числе Правила закупок, – Управляющий совет; по политикам – уведомление Верховного попечителя с правом возражения (п. 3.11)</w:t>
             </w:r>
           </w:p>
         </w:tc>
@@ -4314,6 +4397,7 @@
                 <w:sz w:val="28"/>
                 <w:szCs w:val="28"/>
               </w:rPr>
+              <w:lastRenderedPageBreak/>
               <w:t>21</w:t>
             </w:r>
           </w:p>
@@ -4504,7 +4588,35 @@
                 <w:sz w:val="28"/>
                 <w:szCs w:val="28"/>
               </w:rPr>
-              <w:t xml:space="preserve"> Заместитель Главного исполнительного директора по стратегии и проектам (подпункт б) пункта 6.1). Полномочия по распоряжению банковскими счетами и подписанию договоров осуществляются исполняющим обязанности на основании доверенности.</w:t>
+              <w:t xml:space="preserve"> </w:t>
+            </w:r>
+            <w:r>
+              <w:rPr>
+                <w:rFonts w:ascii="Times New Roman" w:hAnsi="Times New Roman" w:cs="Times New Roman"/>
+                <w:b/>
+                <w:sz w:val="28"/>
+                <w:szCs w:val="28"/>
+              </w:rPr>
+              <w:t>Заместитель Главного исполнительного директора</w:t>
+            </w:r>
+            <w:r>
+              <w:rPr>
+                <w:rFonts w:ascii="Times New Roman" w:hAnsi="Times New Roman" w:cs="Times New Roman"/>
+                <w:b/>
+                <w:sz w:val="28"/>
+                <w:szCs w:val="28"/>
+              </w:rPr>
+              <w:t xml:space="preserve"> (подпункт б) пункта 6.1). </w:t>
+            </w:r>
+            <w:r>
+              <w:rPr>
+                <w:rFonts w:ascii="Times New Roman" w:hAnsi="Times New Roman" w:cs="Times New Roman"/>
+                <w:b/>
+                <w:sz w:val="28"/>
+                <w:szCs w:val="28"/>
+              </w:rPr>
+              <w:lastRenderedPageBreak/>
+              <w:t>Полномочия по распоряжению банковскими счетами и подписанию договоров осуществляются исполняющим обязанности на основании доверенности.</w:t>
             </w:r>
           </w:p>
         </w:tc>
@@ -4532,6 +4644,7 @@
                 <w:sz w:val="28"/>
                 <w:szCs w:val="28"/>
               </w:rPr>
+              <w:lastRenderedPageBreak/>
               <w:t xml:space="preserve">Порядок замещения Председателя Управляющего совета при временном отсутствии; в действующей редакции не определен. Доплата за замещение </w:t>
             </w:r>
             <w:r>
@@ -4872,6 +4985,7 @@
                 <w:sz w:val="28"/>
                 <w:szCs w:val="28"/>
               </w:rPr>
+              <w:lastRenderedPageBreak/>
               <w:t>а) определять порядок применения и использования имущества Фонда;</w:t>
             </w:r>
           </w:p>
@@ -4919,6 +5033,7 @@
                 <w:sz w:val="28"/>
                 <w:szCs w:val="28"/>
               </w:rPr>
+              <w:lastRenderedPageBreak/>
               <w:t>14.1. Средства и Имущество Фонда находятся под контролем Управляющего совета. Управляющий совет вправе:</w:t>
             </w:r>
           </w:p>
@@ -4947,7 +5062,17 @@
                 <w:sz w:val="28"/>
                 <w:szCs w:val="28"/>
               </w:rPr>
-              <w:t>; решения о приобретении, распоряжении и использовании основных средств Фонда стоимостью свыше восьмитысячекратного размера месячного расчетного показателя, установленного на соответствующий финансовый год, принимаются Управляющим советом с уведомлением Верховного попечителя в порядке пункта 3.11;</w:t>
+              <w:t xml:space="preserve">; решения о приобретении, распоряжении и </w:t>
+            </w:r>
+            <w:r>
+              <w:rPr>
+                <w:rFonts w:ascii="Times New Roman" w:hAnsi="Times New Roman" w:cs="Times New Roman"/>
+                <w:b/>
+                <w:sz w:val="28"/>
+                <w:szCs w:val="28"/>
+              </w:rPr>
+              <w:lastRenderedPageBreak/>
+              <w:t>использовании основных средств Фонда стоимостью свыше восьмитысячекратного размера месячного расчетного показателя, установленного на соответствующий финансовый год, принимаются Управляющим советом с уведомлением Верховного попечителя в порядке пункта 3.11;</w:t>
             </w:r>
           </w:p>
           <w:p>
@@ -5031,7 +5156,17 @@
                 <w:sz w:val="28"/>
                 <w:szCs w:val="28"/>
               </w:rPr>
-              <w:t>Основные средства свыше 8 000 МРП (порог, с которого Правилами закупок Фонда (п. 37) требуется конкурс) – решением Управляющего совета с уведомлением Верховного попечителя и правом возражения (п. 3.11). Одобрение Верховного попечителя – только по распределению чистого дохода и премиям членам Управляющего совета; операционные расходы в пределах бюджета – за Главным исполнительным директором</w:t>
+              <w:lastRenderedPageBreak/>
+              <w:t xml:space="preserve">Основные средства свыше 8 000 МРП (порог, с которого Правилами закупок Фонда (п. 37) требуется конкурс) – решением Управляющего совета с уведомлением </w:t>
+            </w:r>
+            <w:r>
+              <w:rPr>
+                <w:rFonts w:ascii="Times New Roman" w:hAnsi="Times New Roman" w:cs="Times New Roman"/>
+                <w:sz w:val="28"/>
+                <w:szCs w:val="28"/>
+              </w:rPr>
+              <w:lastRenderedPageBreak/>
+              <w:t>Верховного попечителя и правом возражения (п. 3.11). Одобрение Верховного попечителя – только по распределению чистого дохода и премиям членам Управляющего совета; операционные расходы в пределах бюджета – за Главным исполнительным директором</w:t>
             </w:r>
           </w:p>
         </w:tc>
@@ -5064,6 +5199,7 @@
                 <w:sz w:val="28"/>
                 <w:szCs w:val="28"/>
               </w:rPr>
+              <w:lastRenderedPageBreak/>
               <w:t>V. Технические правки</w:t>
             </w:r>
           </w:p>
@@ -5122,7 +5258,16 @@
                 <w:sz w:val="28"/>
                 <w:szCs w:val="28"/>
               </w:rPr>
-              <w:t>7.6. г) вследствие отстранения в соответствии с подпунктом (а) раздела 3.5 Верховным попечителем либо в соответствии с разделом 7.2 Председателем Управляющего совета в случае существенного нарушения положений раздела 7 настоящего Положения;</w:t>
+              <w:t xml:space="preserve">7.6. г) вследствие отстранения в соответствии с подпунктом </w:t>
+            </w:r>
+            <w:r>
+              <w:rPr>
+                <w:rFonts w:ascii="Times New Roman" w:hAnsi="Times New Roman" w:cs="Times New Roman"/>
+                <w:sz w:val="28"/>
+                <w:szCs w:val="28"/>
+              </w:rPr>
+              <w:lastRenderedPageBreak/>
+              <w:t>(а) раздела 3.5 Верховным попечителем либо в соответствии с разделом 7.2 Председателем Управляющего совета в случае существенного нарушения положений раздела 7 настоящего Положения;</w:t>
             </w:r>
           </w:p>
         </w:tc>
@@ -5150,7 +5295,17 @@
                 <w:sz w:val="28"/>
                 <w:szCs w:val="28"/>
               </w:rPr>
-              <w:t xml:space="preserve">7.6. г) вследствие отстранения в соответствии с подпунктом (а) раздела 3.5 Верховным попечителем либо в соответствии с разделом 7.2 Председателем Управляющего совета в случае существенного нарушения положений раздела </w:t>
+              <w:lastRenderedPageBreak/>
+              <w:t xml:space="preserve">7.6. г) вследствие отстранения в соответствии с подпунктом (а) раздела 3.5 Верховным </w:t>
+            </w:r>
+            <w:r>
+              <w:rPr>
+                <w:rFonts w:ascii="Times New Roman" w:hAnsi="Times New Roman" w:cs="Times New Roman"/>
+                <w:sz w:val="28"/>
+                <w:szCs w:val="28"/>
+              </w:rPr>
+              <w:lastRenderedPageBreak/>
+              <w:t xml:space="preserve">попечителем либо в соответствии с разделом 7.2 Председателем Управляющего совета в случае существенного нарушения положений раздела </w:t>
             </w:r>
             <w:r>
               <w:rPr>
@@ -5195,7 +5350,17 @@
                 <w:sz w:val="28"/>
                 <w:szCs w:val="28"/>
               </w:rPr>
-              <w:t>Обязанности членов Управляющего совета установлены разделом 8 (пункт 8.2)</w:t>
+              <w:lastRenderedPageBreak/>
+              <w:t xml:space="preserve">Обязанности членов Управляющего совета </w:t>
+            </w:r>
+            <w:r>
+              <w:rPr>
+                <w:rFonts w:ascii="Times New Roman" w:hAnsi="Times New Roman" w:cs="Times New Roman"/>
+                <w:sz w:val="28"/>
+                <w:szCs w:val="28"/>
+              </w:rPr>
+              <w:lastRenderedPageBreak/>
+              <w:t>установлены разделом 8 (пункт 8.2)</w:t>
             </w:r>
           </w:p>
         </w:tc>
@@ -5225,6 +5390,7 @@
                 <w:sz w:val="28"/>
                 <w:szCs w:val="28"/>
               </w:rPr>
+              <w:lastRenderedPageBreak/>
               <w:t>26</w:t>
             </w:r>
           </w:p>
@@ -5777,7 +5943,7 @@
             <w:rStyle w:val="a8"/>
             <w:noProof/>
           </w:rPr>
-          <w:t>11</w:t>
+          <w:t>17</w:t>
         </w:r>
         <w:r>
           <w:rPr>

--- a/Устав/_документы/СТ по Положению.docx
+++ b/Устав/_документы/СТ по Положению.docx
@@ -1988,7 +1988,7 @@
                 <w:sz w:val="28"/>
                 <w:szCs w:val="28"/>
               </w:rPr>
-              <w:t>ж) определять оклады и условия вознаграждения и премирования членов Управляющего совета по предложению Управляющего совета;</w:t>
+              <w:t>ж) определять оклады членов Управляющего совета и условия их вознаграждения и премирования (критерии и предельные размеры премий) по предложению Управляющего совета;</w:t>
             </w:r>
           </w:p>
           <w:p>
@@ -2037,16 +2037,15 @@
                 <w:szCs w:val="28"/>
               </w:rPr>
               <w:lastRenderedPageBreak/>
-              <w:t xml:space="preserve">Стратегия, оклады членов Управляющего совета, назначение Попечителей – </w:t>
-            </w:r>
-            <w:r>
-              <w:rPr>
-                <w:rFonts w:ascii="Times New Roman" w:hAnsi="Times New Roman" w:cs="Times New Roman"/>
-                <w:sz w:val="28"/>
-                <w:szCs w:val="28"/>
-              </w:rPr>
-              <w:lastRenderedPageBreak/>
-              <w:t>исключительные полномочия Верховного попечителя. Бюджет утверждает Управляющий совет, Верховный попечитель получает уведомление и вправе возразить (п. 3.11, 8.4). Созыв заседаний Управляющего совета исключен – порядок созыва определен разделом 10</w:t>
+              <w:t>Стратегия, оклады членов Управляющего совета и условия их премирования, назначение Попечителей – исключительные полномочия Верховного попечителя.</w:t>
+            </w:r>
+            <w:r>
+              <w:rPr>
+                <w:rFonts w:ascii="Times New Roman" w:hAnsi="Times New Roman" w:cs="Times New Roman"/>
+                <w:sz w:val="28"/>
+                <w:szCs w:val="28"/>
+              </w:rPr>
+              <w:t xml:space="preserve"> Бюджет утверждает Управляющий совет, Верховный попечитель получает уведомление и вправе возразить (п. 3.11, 8.4). Созыв заседаний Управляющего совета исключен – порядок созыва определен разделом 10</w:t>
             </w:r>
           </w:p>
         </w:tc>
@@ -3234,84 +3233,7 @@
                 <w:szCs w:val="28"/>
               </w:rPr>
               <w:lastRenderedPageBreak/>
-              <w:t>6.1. В состав Управляющего совета должны входить как минимум:</w:t>
-            </w:r>
-          </w:p>
-          <w:p>
-            <w:pPr>
-              <w:spacing w:line="276" w:lineRule="auto"/>
-              <w:jc w:val="both"/>
-              <w:rPr>
-                <w:rFonts w:ascii="Times New Roman" w:hAnsi="Times New Roman" w:cs="Times New Roman"/>
-                <w:sz w:val="28"/>
-                <w:szCs w:val="28"/>
-              </w:rPr>
-            </w:pPr>
-            <w:r>
-              <w:rPr>
-                <w:rFonts w:ascii="Times New Roman" w:hAnsi="Times New Roman" w:cs="Times New Roman"/>
-                <w:sz w:val="28"/>
-                <w:szCs w:val="28"/>
-              </w:rPr>
-              <w:t>а) Председатель Управляющего совета в должности Главного исполнительного директора;</w:t>
-            </w:r>
-          </w:p>
-          <w:p>
-            <w:pPr>
-              <w:spacing w:line="276" w:lineRule="auto"/>
-              <w:jc w:val="both"/>
-              <w:rPr>
-                <w:rFonts w:ascii="Times New Roman" w:hAnsi="Times New Roman" w:cs="Times New Roman"/>
-                <w:b/>
-                <w:sz w:val="28"/>
-                <w:szCs w:val="28"/>
-              </w:rPr>
-            </w:pPr>
-            <w:r>
-              <w:rPr>
-                <w:rFonts w:ascii="Times New Roman" w:hAnsi="Times New Roman" w:cs="Times New Roman"/>
-                <w:b/>
-                <w:sz w:val="28"/>
-                <w:szCs w:val="28"/>
-              </w:rPr>
-              <w:t xml:space="preserve">б) Член Управляющего совета в должности </w:t>
-            </w:r>
-            <w:r>
-              <w:rPr>
-                <w:rFonts w:ascii="Times New Roman" w:hAnsi="Times New Roman" w:cs="Times New Roman"/>
-                <w:b/>
-                <w:sz w:val="28"/>
-                <w:szCs w:val="28"/>
-              </w:rPr>
-              <w:t>Заместителя Главного исполнительного директора</w:t>
-            </w:r>
-            <w:r>
-              <w:rPr>
-                <w:rFonts w:ascii="Times New Roman" w:hAnsi="Times New Roman" w:cs="Times New Roman"/>
-                <w:b/>
-                <w:sz w:val="28"/>
-                <w:szCs w:val="28"/>
-              </w:rPr>
-              <w:t>;</w:t>
-            </w:r>
-          </w:p>
-          <w:p>
-            <w:pPr>
-              <w:spacing w:line="276" w:lineRule="auto"/>
-              <w:jc w:val="both"/>
-              <w:rPr>
-                <w:rFonts w:ascii="Times New Roman" w:hAnsi="Times New Roman" w:cs="Times New Roman"/>
-                <w:sz w:val="28"/>
-                <w:szCs w:val="28"/>
-              </w:rPr>
-            </w:pPr>
-            <w:r>
-              <w:rPr>
-                <w:rFonts w:ascii="Times New Roman" w:hAnsi="Times New Roman" w:cs="Times New Roman"/>
-                <w:sz w:val="28"/>
-                <w:szCs w:val="28"/>
-              </w:rPr>
-              <w:t>в) Член Управляющего совета в должности Заместителя Главного исполнительного директора по административным вопросам.</w:t>
+              <w:t>6.1. Управляющий совет состоит не менее чем из двух членов: Председателя Управляющего совета в должности Главного исполнительного директора и членов Управляющего совета в должности Заместителей Главного исполнительного директора. Вакантная должность Заместителя Главного исполнительного директора не препятствует деятельности Управляющего совета при наличии в его составе не менее двух членов.</w:t>
             </w:r>
           </w:p>
         </w:tc>
@@ -3363,15 +3285,15 @@
                 <w:sz w:val="28"/>
                 <w:szCs w:val="28"/>
               </w:rPr>
-              <w:t>Наименование должности в подпункте б) – «Заместитель Главного исполнительного директора», без указания направления деятельности.</w:t>
-            </w:r>
-            <w:r>
-              <w:rPr>
-                <w:rFonts w:ascii="Times New Roman" w:hAnsi="Times New Roman" w:cs="Times New Roman"/>
-                <w:sz w:val="28"/>
-                <w:szCs w:val="28"/>
-              </w:rPr>
-              <w:t xml:space="preserve"> Наименование </w:t>
+              <w:t>Минимальный состав – два члена (Регламент фондов МФЦА, п. 19(2)); перечень обязательных должностей исключен, вакансия Заместителя Главного исполнительного директора не нарушает Положение. Наименование должности – «Заместитель Главного исполнительного директора», без указания направления деятельности.</w:t>
+            </w:r>
+            <w:r>
+              <w:rPr>
+                <w:rFonts w:ascii="Times New Roman" w:hAnsi="Times New Roman" w:cs="Times New Roman"/>
+                <w:sz w:val="28"/>
+                <w:szCs w:val="28"/>
+              </w:rPr>
+              <w:t xml:space="preserve"> Наименование должности Председателя </w:t>
             </w:r>
             <w:r>
               <w:rPr>
@@ -3380,7 +3302,7 @@
                 <w:szCs w:val="28"/>
               </w:rPr>
               <w:lastRenderedPageBreak/>
-              <w:t>должности Председателя Управляющего совета – «Главный исполнительный директор», без слов «Руководитель Проектного офиса»: во избежание смешения с Проектным офисом «Таза Қазақстан» и с должностью Руководителя Проектного офиса для Центральной Азии по изменению климата и зеленой энергетике</w:t>
+              <w:t>Управляющего совета – «Главный исполнительный директор», без слов «Руководитель Проектного офиса»: во избежание смешения с Проектным офисом «Таза Қазақстан» и с должностью Руководителя Проектного офиса для Центральной Азии по изменению климата и зеленой энергетике</w:t>
             </w:r>
           </w:p>
         </w:tc>
@@ -3574,128 +3496,74 @@
                 <w:szCs w:val="28"/>
               </w:rPr>
               <w:lastRenderedPageBreak/>
-              <w:t xml:space="preserve">7.1. В соответствии с </w:t>
-            </w:r>
-            <w:r>
-              <w:rPr>
-                <w:rFonts w:ascii="Times New Roman" w:hAnsi="Times New Roman" w:cs="Times New Roman"/>
-                <w:b/>
-                <w:sz w:val="28"/>
-                <w:szCs w:val="28"/>
-              </w:rPr>
-              <w:t>подпунктом (а) раздела 3.5</w:t>
-            </w:r>
-            <w:r>
-              <w:rPr>
-                <w:rFonts w:ascii="Times New Roman" w:hAnsi="Times New Roman" w:cs="Times New Roman"/>
-                <w:sz w:val="28"/>
-                <w:szCs w:val="28"/>
-              </w:rPr>
-              <w:t xml:space="preserve"> член Управляющего совета назначается на следующий срок:</w:t>
-            </w:r>
-          </w:p>
-          <w:p>
-            <w:pPr>
-              <w:spacing w:line="276" w:lineRule="auto"/>
-              <w:jc w:val="both"/>
-              <w:rPr>
-                <w:rFonts w:ascii="Times New Roman" w:hAnsi="Times New Roman" w:cs="Times New Roman"/>
-                <w:sz w:val="28"/>
-                <w:szCs w:val="28"/>
-              </w:rPr>
-            </w:pPr>
-            <w:r>
-              <w:rPr>
-                <w:rFonts w:ascii="Times New Roman" w:hAnsi="Times New Roman" w:cs="Times New Roman"/>
-                <w:sz w:val="28"/>
-                <w:szCs w:val="28"/>
-              </w:rPr>
-              <w:t xml:space="preserve">а) Председатель Управляющего совета в должности Главного исполнительного директора </w:t>
-            </w:r>
-            <w:r>
-              <w:rPr>
-                <w:rFonts w:ascii="Times New Roman" w:hAnsi="Times New Roman" w:cs="Times New Roman"/>
-                <w:sz w:val="28"/>
-                <w:szCs w:val="28"/>
-              </w:rPr>
-              <w:t>–</w:t>
-            </w:r>
-            <w:r>
-              <w:rPr>
-                <w:rFonts w:ascii="Times New Roman" w:hAnsi="Times New Roman" w:cs="Times New Roman"/>
-                <w:sz w:val="28"/>
-                <w:szCs w:val="28"/>
-              </w:rPr>
-              <w:t xml:space="preserve"> на срок «4» года с даты назначения и письменного согласия;</w:t>
-            </w:r>
-          </w:p>
-          <w:p>
-            <w:pPr>
-              <w:spacing w:line="276" w:lineRule="auto"/>
-              <w:jc w:val="both"/>
-              <w:rPr>
-                <w:rFonts w:ascii="Times New Roman" w:hAnsi="Times New Roman" w:cs="Times New Roman"/>
-                <w:b/>
-                <w:sz w:val="28"/>
-                <w:szCs w:val="28"/>
-              </w:rPr>
-            </w:pPr>
-            <w:r>
-              <w:rPr>
-                <w:rFonts w:ascii="Times New Roman" w:hAnsi="Times New Roman" w:cs="Times New Roman"/>
-                <w:b/>
-                <w:sz w:val="28"/>
-                <w:szCs w:val="28"/>
-              </w:rPr>
-              <w:t xml:space="preserve">б) Член Совета в должности </w:t>
-            </w:r>
-            <w:r>
-              <w:rPr>
-                <w:rFonts w:ascii="Times New Roman" w:hAnsi="Times New Roman" w:cs="Times New Roman"/>
-                <w:b/>
-                <w:sz w:val="28"/>
-                <w:szCs w:val="28"/>
-              </w:rPr>
-              <w:t>Заместителя Главного исполнительного директора</w:t>
-            </w:r>
-            <w:r>
-              <w:rPr>
-                <w:rFonts w:ascii="Times New Roman" w:hAnsi="Times New Roman" w:cs="Times New Roman"/>
-                <w:b/>
-                <w:sz w:val="28"/>
-                <w:szCs w:val="28"/>
-              </w:rPr>
-              <w:t xml:space="preserve"> </w:t>
-            </w:r>
-            <w:r>
-              <w:rPr>
-                <w:rFonts w:ascii="Times New Roman" w:hAnsi="Times New Roman" w:cs="Times New Roman"/>
-                <w:b/>
-                <w:sz w:val="28"/>
-                <w:szCs w:val="28"/>
-              </w:rPr>
-              <w:t>–</w:t>
-            </w:r>
-            <w:r>
-              <w:rPr>
-                <w:rFonts w:ascii="Times New Roman" w:hAnsi="Times New Roman" w:cs="Times New Roman"/>
-                <w:b/>
-                <w:sz w:val="28"/>
-                <w:szCs w:val="28"/>
-              </w:rPr>
-              <w:t xml:space="preserve"> на срок «2» года с даты назначения и письменного согласия;</w:t>
-            </w:r>
-          </w:p>
-          <w:p>
-            <w:pPr>
-              <w:spacing w:line="276" w:lineRule="auto"/>
-              <w:jc w:val="both"/>
-              <w:rPr>
-                <w:rFonts w:ascii="Times New Roman" w:hAnsi="Times New Roman" w:cs="Times New Roman"/>
-                <w:sz w:val="28"/>
-                <w:szCs w:val="28"/>
-              </w:rPr>
-            </w:pPr>
+              <w:t>7.1. В соответствии с подпунктом (а) раздела 3.5 член Управляющего совета назначается на следующий срок:</w:t>
+            </w:r>
+          </w:p>
+          <w:p>
+            <w:pPr>
+              <w:spacing w:line="276" w:lineRule="auto"/>
+              <w:jc w:val="both"/>
+              <w:rPr>
+                <w:rFonts w:ascii="Times New Roman" w:hAnsi="Times New Roman" w:cs="Times New Roman"/>
+                <w:sz w:val="28"/>
+                <w:szCs w:val="28"/>
+              </w:rPr>
+            </w:pPr>
+            <w:r>
+              <w:rPr>
+                <w:rFonts w:ascii="Times New Roman" w:hAnsi="Times New Roman" w:cs="Times New Roman"/>
+                <w:sz w:val="28"/>
+                <w:szCs w:val="28"/>
+              </w:rPr>
+              <w:t>а) Председатель Управляющего совета в должности Главного исполнительного директора – на срок «4» года с даты назначения и письменного согласия;</w:t>
+            </w:r>
+          </w:p>
+          <w:p>
+            <w:pPr>
+              <w:spacing w:line="276" w:lineRule="auto"/>
+              <w:jc w:val="both"/>
+              <w:rPr>
+                <w:rFonts w:ascii="Times New Roman" w:hAnsi="Times New Roman" w:cs="Times New Roman"/>
+                <w:sz w:val="28"/>
+                <w:szCs w:val="28"/>
+              </w:rPr>
+            </w:pPr>
+            <w:r>
+              <w:rPr>
+                <w:rFonts w:ascii="Times New Roman" w:hAnsi="Times New Roman" w:cs="Times New Roman"/>
+                <w:sz w:val="28"/>
+                <w:szCs w:val="28"/>
+              </w:rPr>
+              <w:t>б) Члены Совета в должности Заместителей Главного исполнительного директора – на срок «2» года с даты назначения и письменного согласия.</w:t>
+            </w:r>
+          </w:p>
+        </w:tc>
+        <w:tc>
+          <w:tcPr>
+            <w:tcW w:w="3668" w:type="dxa"/>
+            <w:tcBorders>
+              <w:bottom w:val="single" w:sz="4" w:space="0" w:color="auto"/>
+            </w:tcBorders>
+            <w:shd w:val="clear" w:color="auto" w:fill="auto"/>
+          </w:tcPr>
+          <w:p>
+            <w:pPr>
+              <w:spacing w:line="276" w:lineRule="auto"/>
+              <w:jc w:val="both"/>
+              <w:rPr>
+                <w:rFonts w:ascii="Times New Roman" w:hAnsi="Times New Roman" w:cs="Times New Roman"/>
+                <w:sz w:val="28"/>
+                <w:szCs w:val="28"/>
+              </w:rPr>
+            </w:pPr>
+            <w:r>
+              <w:rPr>
+                <w:rFonts w:ascii="Times New Roman" w:hAnsi="Times New Roman" w:cs="Times New Roman"/>
+                <w:sz w:val="28"/>
+                <w:szCs w:val="28"/>
+              </w:rPr>
+              <w:t xml:space="preserve">Синхронизация с пунктом 6.1. Исправление ссылки: членов Управляющего совета назначает Верховный попечитель (подп. а) п. 3.5), раздел 5.1 относится к Попечительскому совету. Наименование должности Председателя Управляющего совета – «Главный исполнительный директор», без слов «Руководитель Проектного </w:t>
+            </w:r>
             <w:r>
               <w:rPr>
                 <w:rFonts w:ascii="Times New Roman" w:hAnsi="Times New Roman" w:cs="Times New Roman"/>
@@ -3703,61 +3571,7 @@
                 <w:szCs w:val="28"/>
               </w:rPr>
               <w:lastRenderedPageBreak/>
-              <w:t xml:space="preserve">в) Член Совета в должности Заместителя Главного исполнительного директора по административным вопросам </w:t>
-            </w:r>
-            <w:r>
-              <w:rPr>
-                <w:rFonts w:ascii="Times New Roman" w:hAnsi="Times New Roman" w:cs="Times New Roman"/>
-                <w:sz w:val="28"/>
-                <w:szCs w:val="28"/>
-              </w:rPr>
-              <w:t>–</w:t>
-            </w:r>
-            <w:r>
-              <w:rPr>
-                <w:rFonts w:ascii="Times New Roman" w:hAnsi="Times New Roman" w:cs="Times New Roman"/>
-                <w:sz w:val="28"/>
-                <w:szCs w:val="28"/>
-              </w:rPr>
-              <w:t xml:space="preserve"> на срок «2» года с даты назначения и письменного согласия.</w:t>
-            </w:r>
-          </w:p>
-        </w:tc>
-        <w:tc>
-          <w:tcPr>
-            <w:tcW w:w="3668" w:type="dxa"/>
-            <w:tcBorders>
-              <w:bottom w:val="single" w:sz="4" w:space="0" w:color="auto"/>
-            </w:tcBorders>
-            <w:shd w:val="clear" w:color="auto" w:fill="auto"/>
-          </w:tcPr>
-          <w:p>
-            <w:pPr>
-              <w:spacing w:line="276" w:lineRule="auto"/>
-              <w:jc w:val="both"/>
-              <w:rPr>
-                <w:rFonts w:ascii="Times New Roman" w:hAnsi="Times New Roman" w:cs="Times New Roman"/>
-                <w:sz w:val="28"/>
-                <w:szCs w:val="28"/>
-              </w:rPr>
-            </w:pPr>
-            <w:r>
-              <w:rPr>
-                <w:rFonts w:ascii="Times New Roman" w:hAnsi="Times New Roman" w:cs="Times New Roman"/>
-                <w:sz w:val="28"/>
-                <w:szCs w:val="28"/>
-              </w:rPr>
-              <w:lastRenderedPageBreak/>
-              <w:t xml:space="preserve">Синхронизация с пунктом 6.1. Исправление ссылки: членов Управляющего совета назначает Верховный попечитель (подп. а) п. 3.5), раздел 5.1 относится к Попечительскому совету. Наименование должности Председателя Управляющего совета – «Главный исполнительный директор», без слов </w:t>
-            </w:r>
-            <w:r>
-              <w:rPr>
-                <w:rFonts w:ascii="Times New Roman" w:hAnsi="Times New Roman" w:cs="Times New Roman"/>
-                <w:sz w:val="28"/>
-                <w:szCs w:val="28"/>
-              </w:rPr>
-              <w:lastRenderedPageBreak/>
-              <w:t>«Руководитель Проектного офиса»: во избежание смешения с Проектным офисом «Таза Қазақстан» и с должностью Руководителя Проектного офиса для Центральной Азии по изменению климата и зеленой энергетике</w:t>
+              <w:t>офиса»: во избежание смешения с Проектным офисом «Таза Қазақстан» и с должностью Руководителя Проектного офиса для Центральной Азии по изменению климата и зеленой энергетике</w:t>
             </w:r>
           </w:p>
         </w:tc>
@@ -3765,6 +3579,140 @@
       <w:tr>
         <w:tc>
           <w:tcPr>
+            <w:tcW w:w="964" w:type="dxa"/>
+            <w:tcBorders>
+              <w:bottom w:val="single" w:sz="4" w:space="0" w:color="auto"/>
+            </w:tcBorders>
+            <w:shd w:val="clear" w:color="auto" w:fill="auto"/>
+          </w:tcPr>
+          <w:p>
+            <w:pPr>
+              <w:spacing w:line="276" w:lineRule="auto"/>
+              <w:jc w:val="center"/>
+              <w:rPr>
+                <w:rFonts w:ascii="Times New Roman" w:hAnsi="Times New Roman" w:cs="Times New Roman"/>
+                <w:sz w:val="28"/>
+                <w:szCs w:val="28"/>
+              </w:rPr>
+            </w:pPr>
+            <w:r>
+              <w:rPr>
+                <w:rFonts w:ascii="Times New Roman" w:hAnsi="Times New Roman" w:cs="Times New Roman"/>
+                <w:sz w:val="28"/>
+                <w:szCs w:val="28"/>
+              </w:rPr>
+              <w:lastRenderedPageBreak/>
+              <w:t>17</w:t>
+            </w:r>
+          </w:p>
+        </w:tc>
+        <w:tc>
+          <w:tcPr>
+            <w:tcW w:w="3936" w:type="dxa"/>
+            <w:tcBorders>
+              <w:bottom w:val="single" w:sz="4" w:space="0" w:color="auto"/>
+            </w:tcBorders>
+            <w:shd w:val="clear" w:color="auto" w:fill="auto"/>
+          </w:tcPr>
+          <w:p>
+            <w:pPr>
+              <w:spacing w:line="276" w:lineRule="auto"/>
+              <w:jc w:val="both"/>
+              <w:rPr>
+                <w:rFonts w:ascii="Times New Roman" w:hAnsi="Times New Roman" w:cs="Times New Roman"/>
+                <w:sz w:val="28"/>
+                <w:szCs w:val="28"/>
+              </w:rPr>
+            </w:pPr>
+            <w:r>
+              <w:rPr>
+                <w:rFonts w:ascii="Times New Roman" w:hAnsi="Times New Roman" w:cs="Times New Roman"/>
+                <w:sz w:val="28"/>
+                <w:szCs w:val="28"/>
+              </w:rPr>
+              <w:t>7.6. д) вследствие отставки члена Совета путем направления уведомления Верховному попечителю или Председателю Управляющего совета при условии, что замещающий член Совета будет назначен на его место в Управляющем совете с даты такой отставки;</w:t>
+            </w:r>
+          </w:p>
+        </w:tc>
+        <w:tc>
+          <w:tcPr>
+            <w:tcW w:w="5992" w:type="dxa"/>
+            <w:tcBorders>
+              <w:bottom w:val="single" w:sz="4" w:space="0" w:color="auto"/>
+            </w:tcBorders>
+            <w:shd w:val="clear" w:color="auto" w:fill="auto"/>
+          </w:tcPr>
+          <w:p>
+            <w:pPr>
+              <w:spacing w:line="276" w:lineRule="auto"/>
+              <w:jc w:val="both"/>
+              <w:rPr>
+                <w:rFonts w:ascii="Times New Roman" w:hAnsi="Times New Roman" w:cs="Times New Roman"/>
+                <w:sz w:val="28"/>
+                <w:szCs w:val="28"/>
+              </w:rPr>
+            </w:pPr>
+            <w:r>
+              <w:rPr>
+                <w:rFonts w:ascii="Times New Roman" w:hAnsi="Times New Roman" w:cs="Times New Roman"/>
+                <w:sz w:val="28"/>
+                <w:szCs w:val="28"/>
+              </w:rPr>
+              <w:t>7.6. д) вследствие отставки члена Совета путем направления уведомления Верховному попечителю или Председателю Управляющего совета;</w:t>
+            </w:r>
+          </w:p>
+          <w:p>
+            <w:pPr>
+              <w:spacing w:line="276" w:lineRule="auto"/>
+              <w:jc w:val="both"/>
+              <w:rPr>
+                <w:rFonts w:ascii="Times New Roman" w:hAnsi="Times New Roman" w:cs="Times New Roman"/>
+                <w:sz w:val="28"/>
+                <w:szCs w:val="28"/>
+              </w:rPr>
+            </w:pPr>
+            <w:r>
+              <w:rPr>
+                <w:rFonts w:ascii="Times New Roman" w:hAnsi="Times New Roman" w:cs="Times New Roman"/>
+                <w:sz w:val="28"/>
+                <w:szCs w:val="28"/>
+              </w:rPr>
+              <w:t>7.8. Если число членов Управляющего совета становится менее двух, Председатель Управляющего совета (при его отсутствии – оставшийся член Совета) в течение 30 (тридцати) дней вносит Верховному попечителю предложение о назначении нового члена Управляющего совета.</w:t>
+            </w:r>
+          </w:p>
+        </w:tc>
+        <w:tc>
+          <w:tcPr>
+            <w:tcW w:w="3668" w:type="dxa"/>
+            <w:tcBorders>
+              <w:bottom w:val="single" w:sz="4" w:space="0" w:color="auto"/>
+            </w:tcBorders>
+            <w:shd w:val="clear" w:color="auto" w:fill="auto"/>
+          </w:tcPr>
+          <w:p>
+            <w:pPr>
+              <w:spacing w:line="276" w:lineRule="auto"/>
+              <w:jc w:val="both"/>
+              <w:rPr>
+                <w:rFonts w:ascii="Times New Roman" w:hAnsi="Times New Roman" w:cs="Times New Roman"/>
+                <w:sz w:val="28"/>
+                <w:szCs w:val="28"/>
+              </w:rPr>
+            </w:pPr>
+            <w:r>
+              <w:rPr>
+                <w:rFonts w:ascii="Times New Roman" w:hAnsi="Times New Roman" w:cs="Times New Roman"/>
+                <w:sz w:val="28"/>
+                <w:szCs w:val="28"/>
+              </w:rPr>
+              <w:t>Регламент фондов МФЦА не требует одновременного назначения замены: порядок назначения и ухода членов Совета определяет Положение (п. 17(1)(b)), в Совете – не менее двух членов (п. 19(2)). Отставка не увязывается с назначением замены; восполнение состава до двух членов – предложение Верховному попечителю в течение 30 дней (срок уведомления Регистратора, п. 19(11))</w:t>
+            </w:r>
+          </w:p>
+        </w:tc>
+      </w:tr>
+      <w:tr>
+        <w:tc>
+          <w:tcPr>
             <w:tcW w:w="14560" w:type="dxa"/>
             <w:gridSpan w:val="4"/>
             <w:tcBorders>
@@ -3790,7 +3738,6 @@
                 <w:sz w:val="28"/>
                 <w:szCs w:val="28"/>
               </w:rPr>
-              <w:lastRenderedPageBreak/>
               <w:t>III. Полномочия Главного исполнительного директора</w:t>
             </w:r>
           </w:p>
@@ -3821,7 +3768,7 @@
                 <w:sz w:val="28"/>
                 <w:szCs w:val="28"/>
               </w:rPr>
-              <w:t>17</w:t>
+              <w:t>18</w:t>
             </w:r>
           </w:p>
         </w:tc>
@@ -4005,7 +3952,7 @@
                 <w:sz w:val="28"/>
                 <w:szCs w:val="28"/>
               </w:rPr>
-              <w:t>18</w:t>
+              <w:t>19</w:t>
             </w:r>
           </w:p>
         </w:tc>
@@ -4139,7 +4086,7 @@
                 <w:sz w:val="28"/>
                 <w:szCs w:val="28"/>
               </w:rPr>
-              <w:t>19</w:t>
+              <w:t>20</w:t>
             </w:r>
           </w:p>
         </w:tc>
@@ -4262,7 +4209,7 @@
                 <w:sz w:val="28"/>
                 <w:szCs w:val="28"/>
               </w:rPr>
-              <w:t>20</w:t>
+              <w:t>21</w:t>
             </w:r>
           </w:p>
         </w:tc>
@@ -4398,7 +4345,7 @@
                 <w:szCs w:val="28"/>
               </w:rPr>
               <w:lastRenderedPageBreak/>
-              <w:t>21</w:t>
+              <w:t>22</w:t>
             </w:r>
           </w:p>
         </w:tc>
@@ -4513,7 +4460,7 @@
                 <w:sz w:val="28"/>
                 <w:szCs w:val="28"/>
               </w:rPr>
-              <w:t>22</w:t>
+              <w:t>23</w:t>
             </w:r>
           </w:p>
         </w:tc>
@@ -4606,7 +4553,7 @@
                 <w:sz w:val="28"/>
                 <w:szCs w:val="28"/>
               </w:rPr>
-              <w:t xml:space="preserve"> (подпункт б) пункта 6.1). </w:t>
+              <w:t xml:space="preserve"> (подпункт б) пункта 6.1). Полномочия по распоряжению </w:t>
             </w:r>
             <w:r>
               <w:rPr>
@@ -4616,7 +4563,7 @@
                 <w:szCs w:val="28"/>
               </w:rPr>
               <w:lastRenderedPageBreak/>
-              <w:t>Полномочия по распоряжению банковскими счетами и подписанию договоров осуществляются исполняющим обязанности на основании доверенности.</w:t>
+              <w:t>банковскими счетами и подписанию договоров осуществляются исполняющим обязанности на основании доверенности.</w:t>
             </w:r>
           </w:p>
         </w:tc>
@@ -4724,7 +4671,7 @@
                 <w:sz w:val="28"/>
                 <w:szCs w:val="28"/>
               </w:rPr>
-              <w:t>23</w:t>
+              <w:t>24</w:t>
             </w:r>
           </w:p>
         </w:tc>
@@ -4814,16 +4761,24 @@
                 <w:sz w:val="28"/>
                 <w:szCs w:val="28"/>
               </w:rPr>
-              <w:t xml:space="preserve">, оформленного в письменном виде соответствующим решением. </w:t>
-            </w:r>
-            <w:r>
-              <w:rPr>
-                <w:rFonts w:ascii="Times New Roman" w:hAnsi="Times New Roman" w:cs="Times New Roman"/>
-                <w:b/>
-                <w:sz w:val="28"/>
-                <w:szCs w:val="28"/>
-              </w:rPr>
-              <w:t>Вознаграждение членов Попечительского совета определяется в соответствии с пунктами 3.7 и 3.8.</w:t>
+              <w:t xml:space="preserve">, </w:t>
+            </w:r>
+            <w:r>
+              <w:rPr>
+                <w:rFonts w:ascii="Times New Roman" w:hAnsi="Times New Roman" w:cs="Times New Roman"/>
+                <w:sz w:val="28"/>
+                <w:szCs w:val="28"/>
+              </w:rPr>
+              <w:t>оформленного в письменном виде соответствующим решением. Премии Заместителям Главного исполнительного директора – членам Управляющего совета назначаются приказом Председателя Управляющего совета в пределах условий премирования, утвержденных Верховным попечителем, и утвержденного бюджета Фонда; премии Председателю Управляющего совета назначаются Верховным попечителем. Вознаграждение членов Попечительского совета</w:t>
+            </w:r>
+            <w:r>
+              <w:rPr>
+                <w:rFonts w:ascii="Times New Roman" w:hAnsi="Times New Roman" w:cs="Times New Roman"/>
+                <w:b/>
+                <w:sz w:val="28"/>
+                <w:szCs w:val="28"/>
+              </w:rPr>
+              <w:t xml:space="preserve"> определяется в соответствии с пунктами 3.7 и 3.8.</w:t>
             </w:r>
             <w:r>
               <w:rPr>
@@ -4892,23 +4847,15 @@
                 <w:sz w:val="28"/>
                 <w:szCs w:val="28"/>
               </w:rPr>
-              <w:t xml:space="preserve"> раздел 7.2). Порядок вознаграждения Попечительского совета </w:t>
-            </w:r>
-            <w:r>
-              <w:rPr>
-                <w:rFonts w:ascii="Times New Roman" w:hAnsi="Times New Roman" w:cs="Times New Roman"/>
-                <w:sz w:val="28"/>
-                <w:szCs w:val="28"/>
-              </w:rPr>
-              <w:t>–</w:t>
-            </w:r>
-            <w:r>
-              <w:rPr>
-                <w:rFonts w:ascii="Times New Roman" w:hAnsi="Times New Roman" w:cs="Times New Roman"/>
-                <w:sz w:val="28"/>
-                <w:szCs w:val="28"/>
-              </w:rPr>
-              <w:t xml:space="preserve"> в пунктах 3.7 и 3.8</w:t>
+              <w:t xml:space="preserve"> раздел 7.2). </w:t>
+            </w:r>
+            <w:r>
+              <w:rPr>
+                <w:rFonts w:ascii="Times New Roman" w:hAnsi="Times New Roman" w:cs="Times New Roman"/>
+                <w:sz w:val="28"/>
+                <w:szCs w:val="28"/>
+              </w:rPr>
+              <w:t>Порядок вознаграждения Попечительского совета – в пунктах 3.7 и 3.8. Премии Заместителям Главного исполнительного директора – членам Управляющего совета назначает Главный исполнительный директор в пределах условий, утвержденных Верховным попечителем, и бюджета; премии Главного исполнительного директора – Верховный попечитель (исключение конфликта интересов). Порядок вознаграждения членов Совета устанавливается Положением (Регламент фондов МФЦА, п. 17(1)(c))</w:t>
             </w:r>
           </w:p>
         </w:tc>
@@ -4938,7 +4885,7 @@
                 <w:sz w:val="28"/>
                 <w:szCs w:val="28"/>
               </w:rPr>
-              <w:t>24</w:t>
+              <w:t>25</w:t>
             </w:r>
           </w:p>
         </w:tc>
@@ -5062,7 +5009,7 @@
                 <w:sz w:val="28"/>
                 <w:szCs w:val="28"/>
               </w:rPr>
-              <w:t xml:space="preserve">; решения о приобретении, распоряжении и </w:t>
+              <w:t xml:space="preserve">; решения о приобретении, распоряжении и использовании основных средств Фонда </w:t>
             </w:r>
             <w:r>
               <w:rPr>
@@ -5072,43 +5019,26 @@
                 <w:szCs w:val="28"/>
               </w:rPr>
               <w:lastRenderedPageBreak/>
-              <w:t>использовании основных средств Фонда стоимостью свыше восьмитысячекратного размера месячного расчетного показателя, установленного на соответствующий финансовый год, принимаются Управляющим советом с уведомлением Верховного попечителя в порядке пункта 3.11;</w:t>
-            </w:r>
-          </w:p>
-          <w:p>
-            <w:pPr>
-              <w:spacing w:line="276" w:lineRule="auto"/>
-              <w:jc w:val="both"/>
-              <w:rPr>
-                <w:rFonts w:ascii="Times New Roman" w:hAnsi="Times New Roman" w:cs="Times New Roman"/>
-                <w:sz w:val="28"/>
-                <w:szCs w:val="28"/>
-              </w:rPr>
-            </w:pPr>
-            <w:r>
-              <w:rPr>
-                <w:rFonts w:ascii="Times New Roman" w:hAnsi="Times New Roman" w:cs="Times New Roman"/>
-                <w:sz w:val="28"/>
-                <w:szCs w:val="28"/>
-              </w:rPr>
-              <w:t xml:space="preserve">б) </w:t>
-            </w:r>
-            <w:r>
-              <w:rPr>
-                <w:rFonts w:ascii="Times New Roman" w:hAnsi="Times New Roman" w:cs="Times New Roman"/>
-                <w:b/>
-                <w:sz w:val="28"/>
-                <w:szCs w:val="28"/>
-              </w:rPr>
-              <w:t>с одобрения Верховного попечителя</w:t>
-            </w:r>
-            <w:r>
-              <w:rPr>
-                <w:rFonts w:ascii="Times New Roman" w:hAnsi="Times New Roman" w:cs="Times New Roman"/>
-                <w:sz w:val="28"/>
-                <w:szCs w:val="28"/>
-              </w:rPr>
-              <w:t xml:space="preserve"> определять, распределяется ли чистый доход от Средств Фонда ежегодно в целях достижения целей и функций Фонда, включая премии членам Управляющего совета.</w:t>
+              <w:t>стоимостью свыше восьмитысячекратного размера месячного расчетного показателя, установленного на соответствующий финансовый год, принимаются Управляющим советом с уведомлением Верховного попечителя в порядке пункта 3.11;</w:t>
+            </w:r>
+          </w:p>
+          <w:p>
+            <w:pPr>
+              <w:spacing w:line="276" w:lineRule="auto"/>
+              <w:jc w:val="both"/>
+              <w:rPr>
+                <w:rFonts w:ascii="Times New Roman" w:hAnsi="Times New Roman" w:cs="Times New Roman"/>
+                <w:sz w:val="28"/>
+                <w:szCs w:val="28"/>
+              </w:rPr>
+            </w:pPr>
+            <w:r>
+              <w:rPr>
+                <w:rFonts w:ascii="Times New Roman" w:hAnsi="Times New Roman" w:cs="Times New Roman"/>
+                <w:sz w:val="28"/>
+                <w:szCs w:val="28"/>
+              </w:rPr>
+              <w:t>б) с одобрения Верховного попечителя определять, распределяется ли чистый доход от Средств Фонда ежегодно в целях достижения целей и функций Фонда.</w:t>
             </w:r>
           </w:p>
           <w:p>
@@ -5157,7 +5087,7 @@
                 <w:szCs w:val="28"/>
               </w:rPr>
               <w:lastRenderedPageBreak/>
-              <w:t xml:space="preserve">Основные средства свыше 8 000 МРП (порог, с которого Правилами закупок Фонда (п. 37) требуется конкурс) – решением Управляющего совета с уведомлением </w:t>
+              <w:t xml:space="preserve">Основные средства свыше 8 000 МРП (порог, с которого Правилами закупок Фонда (п. 37) требуется конкурс) – решением Управляющего совета с уведомлением Верховного попечителя и </w:t>
             </w:r>
             <w:r>
               <w:rPr>
@@ -5166,7 +5096,23 @@
                 <w:szCs w:val="28"/>
               </w:rPr>
               <w:lastRenderedPageBreak/>
-              <w:t>Верховного попечителя и правом возражения (п. 3.11). Одобрение Верховного попечителя – только по распределению чистого дохода и премиям членам Управляющего совета; операционные расходы в пределах бюджета – за Главным исполнительным директором</w:t>
+              <w:t xml:space="preserve">правом возражения (п. 3.11). Одобрение Верховного попечителя – </w:t>
+            </w:r>
+            <w:r>
+              <w:rPr>
+                <w:rFonts w:ascii="Times New Roman" w:hAnsi="Times New Roman" w:cs="Times New Roman"/>
+                <w:sz w:val="28"/>
+                <w:szCs w:val="28"/>
+              </w:rPr>
+              <w:t>только по распределению чистого дохода; премии членам Управляющего совета – по разделу 9</w:t>
+            </w:r>
+            <w:r>
+              <w:rPr>
+                <w:rFonts w:ascii="Times New Roman" w:hAnsi="Times New Roman" w:cs="Times New Roman"/>
+                <w:sz w:val="28"/>
+                <w:szCs w:val="28"/>
+              </w:rPr>
+              <w:t>; операционные расходы в пределах бюджета – за Главным исполнительным директором</w:t>
             </w:r>
           </w:p>
         </w:tc>
@@ -5230,7 +5176,7 @@
                 <w:sz w:val="28"/>
                 <w:szCs w:val="28"/>
               </w:rPr>
-              <w:t>25</w:t>
+              <w:t>26</w:t>
             </w:r>
           </w:p>
         </w:tc>
@@ -5258,7 +5204,7 @@
                 <w:sz w:val="28"/>
                 <w:szCs w:val="28"/>
               </w:rPr>
-              <w:t xml:space="preserve">7.6. г) вследствие отстранения в соответствии с подпунктом </w:t>
+              <w:t xml:space="preserve">7.6. г) вследствие отстранения в соответствии с подпунктом (а) раздела 3.5 Верховным </w:t>
             </w:r>
             <w:r>
               <w:rPr>
@@ -5267,7 +5213,7 @@
                 <w:szCs w:val="28"/>
               </w:rPr>
               <w:lastRenderedPageBreak/>
-              <w:t>(а) раздела 3.5 Верховным попечителем либо в соответствии с разделом 7.2 Председателем Управляющего совета в случае существенного нарушения положений раздела 7 настоящего Положения;</w:t>
+              <w:t>попечителем либо в соответствии с разделом 7.2 Председателем Управляющего совета в случае существенного нарушения положений раздела 7 настоящего Положения;</w:t>
             </w:r>
           </w:p>
         </w:tc>
@@ -5296,7 +5242,7 @@
                 <w:szCs w:val="28"/>
               </w:rPr>
               <w:lastRenderedPageBreak/>
-              <w:t xml:space="preserve">7.6. г) вследствие отстранения в соответствии с подпунктом (а) раздела 3.5 Верховным </w:t>
+              <w:t xml:space="preserve">7.6. г) вследствие отстранения в соответствии с подпунктом (а) раздела 3.5 Верховным попечителем либо в соответствии с разделом 7.2 </w:t>
             </w:r>
             <w:r>
               <w:rPr>
@@ -5305,7 +5251,7 @@
                 <w:szCs w:val="28"/>
               </w:rPr>
               <w:lastRenderedPageBreak/>
-              <w:t xml:space="preserve">попечителем либо в соответствии с разделом 7.2 Председателем Управляющего совета в случае существенного нарушения положений раздела </w:t>
+              <w:t xml:space="preserve">Председателем Управляющего совета в случае существенного нарушения положений раздела </w:t>
             </w:r>
             <w:r>
               <w:rPr>
@@ -5391,7 +5337,7 @@
                 <w:szCs w:val="28"/>
               </w:rPr>
               <w:lastRenderedPageBreak/>
-              <w:t>26</w:t>
+              <w:t>27</w:t>
             </w:r>
           </w:p>
         </w:tc>
@@ -5530,7 +5476,7 @@
                 <w:sz w:val="28"/>
                 <w:szCs w:val="28"/>
               </w:rPr>
-              <w:t>27</w:t>
+              <w:t>28</w:t>
             </w:r>
           </w:p>
         </w:tc>
@@ -5658,7 +5604,7 @@
                 <w:sz w:val="28"/>
                 <w:szCs w:val="28"/>
               </w:rPr>
-              <w:t>28</w:t>
+              <w:t>29</w:t>
             </w:r>
           </w:p>
         </w:tc>
